--- a/Brief1 and 2/jenny mobile apps development brief 1.docx
+++ b/Brief1 and 2/jenny mobile apps development brief 1.docx
@@ -236,7 +236,7 @@
       </w:r>
       <w:r>
         <w:rPr>
-          <w:rFonts w:ascii="Times New Roman" w:hAnsi="Times New Roman" w:eastAsia="Times New Roman" w:cs="Times New Roman"/>
+          <w:rFonts w:ascii="Times New Roman" w:hAnsi="Times New Roman" w:cs="Times New Roman"/>
           <w:b/>
           <w:bCs/>
           <w:sz w:val="36"/>
@@ -308,7 +308,7 @@
       </w:r>
       <w:r>
         <w:rPr>
-          <w:rFonts w:ascii="Times New Roman" w:hAnsi="Times New Roman" w:eastAsia="Times New Roman" w:cs="Times New Roman"/>
+          <w:rFonts w:ascii="Times New Roman" w:hAnsi="Times New Roman" w:cs="Times New Roman"/>
           <w:b/>
           <w:bCs/>
           <w:sz w:val="36"/>
@@ -455,7 +455,7 @@
       </w:r>
       <w:r>
         <w:rPr>
-          <w:rFonts w:ascii="Times New Roman" w:hAnsi="Times New Roman" w:eastAsia="Times New Roman" w:cs="Times New Roman"/>
+          <w:rFonts w:ascii="Times New Roman" w:hAnsi="Times New Roman" w:cs="Times New Roman"/>
           <w:b/>
           <w:bCs/>
           <w:sz w:val="36"/>
@@ -497,7 +497,7 @@
       </w:r>
       <w:r>
         <w:rPr>
-          <w:rFonts w:ascii="Times New Roman" w:hAnsi="Times New Roman" w:eastAsia="Times New Roman" w:cs="Times New Roman"/>
+          <w:rFonts w:ascii="Times New Roman" w:hAnsi="Times New Roman" w:cs="Times New Roman"/>
           <w:b/>
           <w:bCs/>
           <w:sz w:val="36"/>
@@ -511,68 +511,6 @@
           <w:bCs/>
           <w:sz w:val="36"/>
           <w:szCs w:val="36"/>
-        </w:rPr>
-      </w:r>
-    </w:p>
-    <w:p>
-      <w:pPr>
-        <w:pBdr/>
-        <w:spacing/>
-        <w:ind/>
-        <w:rPr>
-          <w:rFonts w:ascii="Times New Roman" w:hAnsi="Times New Roman" w:eastAsia="Times New Roman" w:cs="Times New Roman"/>
-          <w:b/>
-          <w:bCs/>
-          <w:sz w:val="36"/>
-          <w:szCs w:val="36"/>
-          <w:highlight w:val="none"/>
-        </w:rPr>
-      </w:pPr>
-      <w:r>
-        <w:rPr>
-          <w:rFonts w:ascii="Times New Roman" w:hAnsi="Times New Roman" w:eastAsia="Times New Roman" w:cs="Times New Roman"/>
-          <w:b/>
-          <w:bCs/>
-          <w:sz w:val="36"/>
-          <w:szCs w:val="36"/>
-          <w:u w:val="single"/>
-        </w:rPr>
-        <w:t xml:space="preserve">ASSESSOR</w:t>
-      </w:r>
-      <w:r>
-        <w:rPr>
-          <w:rFonts w:ascii="Times New Roman" w:hAnsi="Times New Roman" w:eastAsia="Times New Roman" w:cs="Times New Roman"/>
-          <w:sz w:val="36"/>
-          <w:szCs w:val="36"/>
-        </w:rPr>
-        <w:t xml:space="preserve">: teacher </w:t>
-      </w:r>
-      <w:r>
-        <w:rPr>
-          <w:rFonts w:ascii="Times New Roman" w:hAnsi="Times New Roman" w:eastAsia="Times New Roman" w:cs="Times New Roman"/>
-          <w:sz w:val="36"/>
-          <w:szCs w:val="36"/>
-        </w:rPr>
-        <w:t xml:space="preserve">elisee</w:t>
-      </w:r>
-      <w:r>
-        <w:rPr>
-          <w:rFonts w:ascii="Times New Roman" w:hAnsi="Times New Roman" w:cs="Times New Roman"/>
-          <w:b/>
-          <w:bCs/>
-          <w:sz w:val="36"/>
-          <w:szCs w:val="36"/>
-          <w:highlight w:val="none"/>
-        </w:rPr>
-      </w:r>
-      <w:r>
-        <w:rPr>
-          <w:rFonts w:ascii="Times New Roman" w:hAnsi="Times New Roman" w:eastAsia="Times New Roman" w:cs="Times New Roman"/>
-          <w:b/>
-          <w:bCs/>
-          <w:sz w:val="36"/>
-          <w:szCs w:val="36"/>
-          <w:highlight w:val="none"/>
         </w:rPr>
       </w:r>
     </w:p>
@@ -634,9 +572,10 @@
       </w:r>
       <w:r>
         <w:rPr>
-          <w:rFonts w:ascii="Times New Roman" w:hAnsi="Times New Roman" w:cs="Times New Roman"/>
+          <w:rFonts w:ascii="Times New Roman" w:hAnsi="Times New Roman" w:eastAsia="Times New Roman" w:cs="Times New Roman"/>
           <w:sz w:val="36"/>
           <w:szCs w:val="36"/>
+          <w:highlight w:val="none"/>
           <w:u w:val="single"/>
         </w:rPr>
       </w:r>
@@ -912,9 +851,6 @@
     <w:p>
       <w:pPr>
         <w:pBdr/>
-        <w:tabs>
-          <w:tab w:val="left" w:leader="none" w:pos="2417"/>
-        </w:tabs>
         <w:spacing/>
         <w:ind/>
         <w:rPr>
@@ -951,15 +887,9 @@
     </w:p>
     <w:p>
       <w:pPr>
-        <w:pStyle w:val="832"/>
-        <w:pBdr>
-          <w:top w:val="none" w:color="000000" w:sz="4" w:space="0"/>
-          <w:left w:val="none" w:color="000000" w:sz="4" w:space="0"/>
-          <w:bottom w:val="single" w:color="ccddee" w:sz="12" w:space="0"/>
-          <w:right w:val="none" w:color="000000" w:sz="4" w:space="0"/>
-        </w:pBdr>
-        <w:spacing w:before="540"/>
-        <w:ind w:right="0" w:firstLine="0" w:left="0"/>
+        <w:pBdr/>
+        <w:spacing/>
+        <w:ind/>
         <w:rPr/>
       </w:pPr>
       <w:r>
@@ -975,14 +905,9 @@
     </w:p>
     <w:p>
       <w:pPr>
-        <w:pBdr>
-          <w:top w:val="none" w:color="000000" w:sz="4" w:space="0"/>
-          <w:left w:val="none" w:color="000000" w:sz="4" w:space="0"/>
-          <w:bottom w:val="none" w:color="000000" w:sz="4" w:space="0"/>
-          <w:right w:val="none" w:color="000000" w:sz="4" w:space="0"/>
-        </w:pBdr>
-        <w:spacing w:after="180" w:before="120"/>
-        <w:ind w:right="0" w:firstLine="0" w:left="0"/>
+        <w:pBdr/>
+        <w:spacing/>
+        <w:ind/>
         <w:rPr/>
       </w:pPr>
       <w:r>
@@ -1065,14 +990,9 @@
     </w:p>
     <w:p>
       <w:pPr>
-        <w:pBdr>
-          <w:top w:val="none" w:color="000000" w:sz="4" w:space="0"/>
-          <w:left w:val="none" w:color="000000" w:sz="4" w:space="0"/>
-          <w:bottom w:val="none" w:color="000000" w:sz="4" w:space="0"/>
-          <w:right w:val="none" w:color="000000" w:sz="4" w:space="0"/>
-        </w:pBdr>
-        <w:spacing w:after="180" w:before="120"/>
-        <w:ind w:right="0" w:firstLine="0" w:left="0"/>
+        <w:pBdr/>
+        <w:spacing/>
+        <w:ind/>
         <w:rPr/>
       </w:pPr>
       <w:r>
@@ -1096,9 +1016,6 @@
     <w:p>
       <w:pPr>
         <w:pBdr/>
-        <w:tabs>
-          <w:tab w:val="center" w:leader="none" w:pos="820"/>
-        </w:tabs>
         <w:spacing/>
         <w:ind/>
         <w:rPr>
@@ -1156,14 +1073,9 @@
     </w:p>
     <w:p>
       <w:pPr>
-        <w:pBdr>
-          <w:top w:val="none" w:color="000000" w:sz="4" w:space="0"/>
-          <w:left w:val="none" w:color="000000" w:sz="4" w:space="0"/>
-          <w:bottom w:val="none" w:color="000000" w:sz="4" w:space="0"/>
-          <w:right w:val="none" w:color="000000" w:sz="4" w:space="0"/>
-        </w:pBdr>
-        <w:spacing w:after="180" w:before="120"/>
-        <w:ind w:right="0" w:firstLine="0" w:left="0"/>
+        <w:pBdr/>
+        <w:spacing/>
+        <w:ind/>
         <w:rPr/>
       </w:pPr>
       <w:r>
@@ -1186,15 +1098,9 @@
     </w:p>
     <w:p>
       <w:pPr>
-        <w:pStyle w:val="833"/>
-        <w:pBdr>
-          <w:top w:val="none" w:color="000000" w:sz="4" w:space="0"/>
-          <w:left w:val="none" w:color="000000" w:sz="4" w:space="0"/>
-          <w:bottom w:val="none" w:color="000000" w:sz="4" w:space="0"/>
-          <w:right w:val="none" w:color="000000" w:sz="4" w:space="0"/>
-        </w:pBdr>
-        <w:spacing w:after="90" w:before="330"/>
-        <w:ind w:right="0" w:firstLine="0" w:left="0"/>
+        <w:pBdr/>
+        <w:spacing/>
+        <w:ind/>
         <w:rPr/>
       </w:pPr>
       <w:r>
@@ -1210,14 +1116,9 @@
     </w:p>
     <w:p>
       <w:pPr>
-        <w:pBdr>
-          <w:top w:val="none" w:color="000000" w:sz="4" w:space="0"/>
-          <w:left w:val="none" w:color="000000" w:sz="4" w:space="0"/>
-          <w:bottom w:val="none" w:color="000000" w:sz="4" w:space="0"/>
-          <w:right w:val="none" w:color="000000" w:sz="4" w:space="0"/>
-        </w:pBdr>
-        <w:spacing w:after="60"/>
-        <w:ind w:right="0" w:firstLine="0" w:left="0"/>
+        <w:pBdr/>
+        <w:spacing/>
+        <w:ind/>
         <w:rPr/>
       </w:pPr>
       <w:r>
@@ -1241,15 +1142,9 @@
     </w:p>
     <w:p>
       <w:pPr>
-        <w:pStyle w:val="834"/>
-        <w:pBdr>
-          <w:top w:val="none" w:color="000000" w:sz="4" w:space="0"/>
-          <w:left w:val="none" w:color="000000" w:sz="4" w:space="0"/>
-          <w:bottom w:val="none" w:color="000000" w:sz="4" w:space="0"/>
-          <w:right w:val="none" w:color="000000" w:sz="4" w:space="0"/>
-        </w:pBdr>
-        <w:spacing w:after="60" w:before="240"/>
-        <w:ind w:right="0" w:firstLine="0" w:left="0"/>
+        <w:pBdr/>
+        <w:spacing/>
+        <w:ind/>
         <w:rPr/>
       </w:pPr>
       <w:r>
@@ -1266,14 +1161,9 @@
     </w:p>
     <w:p>
       <w:pPr>
-        <w:pBdr>
-          <w:top w:val="none" w:color="000000" w:sz="4" w:space="0"/>
-          <w:left w:val="none" w:color="000000" w:sz="4" w:space="0"/>
-          <w:bottom w:val="none" w:color="000000" w:sz="4" w:space="0"/>
-          <w:right w:val="none" w:color="000000" w:sz="4" w:space="0"/>
-        </w:pBdr>
-        <w:spacing w:after="180" w:before="120"/>
-        <w:ind w:right="0" w:firstLine="0" w:left="0"/>
+        <w:pBdr/>
+        <w:spacing/>
+        <w:ind/>
         <w:rPr/>
       </w:pPr>
       <w:r>
@@ -1304,15 +1194,9 @@
     </w:p>
     <w:p>
       <w:pPr>
-        <w:pStyle w:val="834"/>
-        <w:pBdr>
-          <w:top w:val="none" w:color="000000" w:sz="4" w:space="0"/>
-          <w:left w:val="none" w:color="000000" w:sz="4" w:space="0"/>
-          <w:bottom w:val="none" w:color="000000" w:sz="4" w:space="0"/>
-          <w:right w:val="none" w:color="000000" w:sz="4" w:space="0"/>
-        </w:pBdr>
-        <w:spacing w:after="60" w:before="240"/>
-        <w:ind w:right="0" w:firstLine="0" w:left="0"/>
+        <w:pBdr/>
+        <w:spacing/>
+        <w:ind/>
         <w:rPr/>
       </w:pPr>
       <w:r>
@@ -1329,15 +1213,9 @@
     </w:p>
     <w:p>
       <w:pPr>
-        <w:pBdr>
-          <w:top w:val="none" w:color="000000" w:sz="4" w:space="0"/>
-          <w:left w:val="single" w:color="27ae60" w:sz="24" w:space="0"/>
-          <w:bottom w:val="none" w:color="000000" w:sz="4" w:space="0"/>
-          <w:right w:val="single" w:color="27ae60" w:sz="24" w:space="0"/>
-        </w:pBdr>
-        <w:shd w:val="clear" w:color="eafaf1" w:fill="eafaf1"/>
-        <w:spacing w:after="120" w:before="120"/>
-        <w:ind w:right="0" w:firstLine="0" w:left="0"/>
+        <w:pBdr/>
+        <w:spacing/>
+        <w:ind/>
         <w:rPr/>
       </w:pPr>
       <w:r>
@@ -1361,15 +1239,9 @@
     </w:p>
     <w:p>
       <w:pPr>
-        <w:pBdr>
-          <w:top w:val="none" w:color="000000" w:sz="4" w:space="0"/>
-          <w:left w:val="single" w:color="27ae60" w:sz="24" w:space="0"/>
-          <w:bottom w:val="none" w:color="000000" w:sz="4" w:space="0"/>
-          <w:right w:val="single" w:color="27ae60" w:sz="24" w:space="0"/>
-        </w:pBdr>
-        <w:shd w:val="clear" w:color="eafaf1" w:fill="eafaf1"/>
-        <w:spacing w:after="120" w:before="120"/>
-        <w:ind w:right="0" w:firstLine="0" w:left="0"/>
+        <w:pBdr/>
+        <w:spacing/>
+        <w:ind/>
         <w:rPr/>
       </w:pPr>
       <w:r>
@@ -1393,15 +1265,9 @@
     </w:p>
     <w:p>
       <w:pPr>
-        <w:pBdr>
-          <w:top w:val="none" w:color="000000" w:sz="4" w:space="0"/>
-          <w:left w:val="single" w:color="27ae60" w:sz="24" w:space="0"/>
-          <w:bottom w:val="none" w:color="000000" w:sz="4" w:space="0"/>
-          <w:right w:val="single" w:color="27ae60" w:sz="24" w:space="0"/>
-        </w:pBdr>
-        <w:shd w:val="clear" w:color="eafaf1" w:fill="eafaf1"/>
-        <w:spacing w:after="120" w:before="120"/>
-        <w:ind w:right="0" w:firstLine="0" w:left="0"/>
+        <w:pBdr/>
+        <w:spacing/>
+        <w:ind/>
         <w:rPr/>
       </w:pPr>
       <w:r>
@@ -1425,15 +1291,9 @@
     </w:p>
     <w:p>
       <w:pPr>
-        <w:pBdr>
-          <w:top w:val="none" w:color="000000" w:sz="4" w:space="0"/>
-          <w:left w:val="single" w:color="e74c3c" w:sz="24" w:space="0"/>
-          <w:bottom w:val="none" w:color="000000" w:sz="4" w:space="0"/>
-          <w:right w:val="single" w:color="e74c3c" w:sz="24" w:space="0"/>
-        </w:pBdr>
-        <w:shd w:val="clear" w:color="fdf2f2" w:fill="fdf2f2"/>
-        <w:spacing w:after="120" w:before="120"/>
-        <w:ind w:right="0" w:firstLine="0" w:left="0"/>
+        <w:pBdr/>
+        <w:spacing/>
+        <w:ind/>
         <w:rPr/>
       </w:pPr>
       <w:r>
@@ -1457,15 +1317,9 @@
     </w:p>
     <w:p>
       <w:pPr>
-        <w:pBdr>
-          <w:top w:val="none" w:color="000000" w:sz="4" w:space="0"/>
-          <w:left w:val="single" w:color="e74c3c" w:sz="24" w:space="0"/>
-          <w:bottom w:val="none" w:color="000000" w:sz="4" w:space="0"/>
-          <w:right w:val="single" w:color="e74c3c" w:sz="24" w:space="0"/>
-        </w:pBdr>
-        <w:shd w:val="clear" w:color="fdf2f2" w:fill="fdf2f2"/>
-        <w:spacing w:after="120" w:before="120"/>
-        <w:ind w:right="0" w:firstLine="0" w:left="0"/>
+        <w:pBdr/>
+        <w:spacing/>
+        <w:ind/>
         <w:rPr/>
       </w:pPr>
       <w:r>
@@ -1489,15 +1343,9 @@
     </w:p>
     <w:p>
       <w:pPr>
-        <w:pBdr>
-          <w:top w:val="none" w:color="000000" w:sz="4" w:space="0"/>
-          <w:left w:val="single" w:color="f39c12" w:sz="24" w:space="0"/>
-          <w:bottom w:val="none" w:color="000000" w:sz="4" w:space="0"/>
-          <w:right w:val="single" w:color="f39c12" w:sz="24" w:space="0"/>
-        </w:pBdr>
-        <w:shd w:val="clear" w:color="fef9e7" w:fill="fef9e7"/>
-        <w:spacing w:after="120" w:before="120"/>
-        <w:ind w:right="0" w:firstLine="0" w:left="0"/>
+        <w:pBdr/>
+        <w:spacing/>
+        <w:ind/>
         <w:rPr/>
       </w:pPr>
       <w:r>
@@ -1521,15 +1369,9 @@
     </w:p>
     <w:p>
       <w:pPr>
-        <w:pStyle w:val="833"/>
-        <w:pBdr>
-          <w:top w:val="none" w:color="000000" w:sz="4" w:space="0"/>
-          <w:left w:val="none" w:color="000000" w:sz="4" w:space="0"/>
-          <w:bottom w:val="none" w:color="000000" w:sz="4" w:space="0"/>
-          <w:right w:val="none" w:color="000000" w:sz="4" w:space="0"/>
-        </w:pBdr>
-        <w:spacing w:after="90" w:before="330"/>
-        <w:ind w:right="0" w:firstLine="0" w:left="0"/>
+        <w:pBdr/>
+        <w:spacing/>
+        <w:ind/>
         <w:rPr/>
       </w:pPr>
       <w:r>
@@ -1545,14 +1387,9 @@
     </w:p>
     <w:p>
       <w:pPr>
-        <w:pBdr>
-          <w:top w:val="none" w:color="000000" w:sz="4" w:space="0"/>
-          <w:left w:val="none" w:color="000000" w:sz="4" w:space="0"/>
-          <w:bottom w:val="none" w:color="000000" w:sz="4" w:space="0"/>
-          <w:right w:val="none" w:color="000000" w:sz="4" w:space="0"/>
-        </w:pBdr>
-        <w:spacing w:after="60"/>
-        <w:ind w:right="0" w:firstLine="0" w:left="0"/>
+        <w:pBdr/>
+        <w:spacing/>
+        <w:ind/>
         <w:rPr/>
       </w:pPr>
       <w:r>
@@ -1601,15 +1438,9 @@
     </w:p>
     <w:p>
       <w:pPr>
-        <w:pStyle w:val="834"/>
-        <w:pBdr>
-          <w:top w:val="none" w:color="000000" w:sz="4" w:space="0"/>
-          <w:left w:val="none" w:color="000000" w:sz="4" w:space="0"/>
-          <w:bottom w:val="none" w:color="000000" w:sz="4" w:space="0"/>
-          <w:right w:val="none" w:color="000000" w:sz="4" w:space="0"/>
-        </w:pBdr>
-        <w:spacing w:after="60" w:before="240"/>
-        <w:ind w:right="0" w:firstLine="0" w:left="0"/>
+        <w:pBdr/>
+        <w:spacing/>
+        <w:ind/>
         <w:rPr/>
       </w:pPr>
       <w:r>
@@ -1626,14 +1457,9 @@
     </w:p>
     <w:p>
       <w:pPr>
-        <w:pBdr>
-          <w:top w:val="none" w:color="000000" w:sz="4" w:space="0"/>
-          <w:left w:val="none" w:color="000000" w:sz="4" w:space="0"/>
-          <w:bottom w:val="none" w:color="000000" w:sz="4" w:space="0"/>
-          <w:right w:val="none" w:color="000000" w:sz="4" w:space="0"/>
-        </w:pBdr>
-        <w:spacing w:after="180" w:before="120"/>
-        <w:ind w:right="0" w:firstLine="0" w:left="0"/>
+        <w:pBdr/>
+        <w:spacing/>
+        <w:ind/>
         <w:rPr/>
       </w:pPr>
       <w:r>
@@ -1680,7 +1506,12 @@
         <w:tc>
           <w:tcPr>
             <w:shd w:val="clear" w:color="1a3a5c" w:fill="1a3a5c"/>
-            <w:tcBorders/>
+            <w:tcBorders>
+              <w:top w:val="single" w:color="000000" w:sz="4" w:space="0"/>
+              <w:left w:val="single" w:color="000000" w:sz="4" w:space="0"/>
+              <w:bottom w:val="single" w:color="000000" w:sz="4" w:space="0"/>
+              <w:right w:val="single" w:color="000000" w:sz="4" w:space="0"/>
+            </w:tcBorders>
             <w:tcMar>
               <w:left w:w="180" w:type="dxa"/>
               <w:top w:w="150" w:type="dxa"/>
@@ -1693,7 +1524,7 @@
           <w:p>
             <w:pPr>
               <w:pBdr/>
-              <w:spacing w:after="0" w:before="0" w:line="240" w:lineRule="auto"/>
+              <w:spacing/>
               <w:ind/>
               <w:rPr/>
             </w:pPr>
@@ -1712,7 +1543,12 @@
         <w:tc>
           <w:tcPr>
             <w:shd w:val="clear" w:color="1a3a5c" w:fill="1a3a5c"/>
-            <w:tcBorders/>
+            <w:tcBorders>
+              <w:top w:val="single" w:color="000000" w:sz="4" w:space="0"/>
+              <w:left w:val="single" w:color="000000" w:sz="4" w:space="0"/>
+              <w:bottom w:val="single" w:color="000000" w:sz="4" w:space="0"/>
+              <w:right w:val="single" w:color="000000" w:sz="4" w:space="0"/>
+            </w:tcBorders>
             <w:tcMar>
               <w:left w:w="180" w:type="dxa"/>
               <w:top w:w="150" w:type="dxa"/>
@@ -1725,7 +1561,7 @@
           <w:p>
             <w:pPr>
               <w:pBdr/>
-              <w:spacing w:after="0" w:before="0" w:line="240" w:lineRule="auto"/>
+              <w:spacing/>
               <w:ind/>
               <w:rPr/>
             </w:pPr>
@@ -1744,7 +1580,12 @@
         <w:tc>
           <w:tcPr>
             <w:shd w:val="clear" w:color="1a3a5c" w:fill="1a3a5c"/>
-            <w:tcBorders/>
+            <w:tcBorders>
+              <w:top w:val="single" w:color="000000" w:sz="4" w:space="0"/>
+              <w:left w:val="single" w:color="000000" w:sz="4" w:space="0"/>
+              <w:bottom w:val="single" w:color="000000" w:sz="4" w:space="0"/>
+              <w:right w:val="single" w:color="000000" w:sz="4" w:space="0"/>
+            </w:tcBorders>
             <w:tcMar>
               <w:left w:w="180" w:type="dxa"/>
               <w:top w:w="150" w:type="dxa"/>
@@ -1757,7 +1598,7 @@
           <w:p>
             <w:pPr>
               <w:pBdr/>
-              <w:spacing w:after="0" w:before="0" w:line="240" w:lineRule="auto"/>
+              <w:spacing/>
               <w:ind/>
               <w:rPr/>
             </w:pPr>
@@ -1780,7 +1621,10 @@
           <w:tcPr>
             <w:shd w:val="clear" w:color="f5f8fc" w:fill="f5f8fc"/>
             <w:tcBorders>
-              <w:bottom w:val="single" w:color="dddddd" w:sz="6" w:space="0"/>
+              <w:top w:val="single" w:color="000000" w:sz="4" w:space="0"/>
+              <w:left w:val="single" w:color="000000" w:sz="4" w:space="0"/>
+              <w:bottom w:val="single" w:color="000000" w:sz="4" w:space="0"/>
+              <w:right w:val="single" w:color="000000" w:sz="4" w:space="0"/>
             </w:tcBorders>
             <w:tcMar>
               <w:left w:w="180" w:type="dxa"/>
@@ -1794,7 +1638,7 @@
           <w:p>
             <w:pPr>
               <w:pBdr/>
-              <w:spacing w:after="0" w:before="0" w:line="240" w:lineRule="auto"/>
+              <w:spacing/>
               <w:ind/>
               <w:rPr/>
             </w:pPr>
@@ -1813,7 +1657,10 @@
           <w:tcPr>
             <w:shd w:val="clear" w:color="f5f8fc" w:fill="f5f8fc"/>
             <w:tcBorders>
-              <w:bottom w:val="single" w:color="dddddd" w:sz="6" w:space="0"/>
+              <w:top w:val="single" w:color="000000" w:sz="4" w:space="0"/>
+              <w:left w:val="single" w:color="000000" w:sz="4" w:space="0"/>
+              <w:bottom w:val="single" w:color="000000" w:sz="4" w:space="0"/>
+              <w:right w:val="single" w:color="000000" w:sz="4" w:space="0"/>
             </w:tcBorders>
             <w:tcMar>
               <w:left w:w="180" w:type="dxa"/>
@@ -1827,7 +1674,7 @@
           <w:p>
             <w:pPr>
               <w:pBdr/>
-              <w:spacing w:after="0" w:before="0" w:line="240" w:lineRule="auto"/>
+              <w:spacing/>
               <w:ind/>
               <w:rPr/>
             </w:pPr>
@@ -1846,7 +1693,10 @@
           <w:tcPr>
             <w:shd w:val="clear" w:color="f5f8fc" w:fill="f5f8fc"/>
             <w:tcBorders>
-              <w:bottom w:val="single" w:color="dddddd" w:sz="6" w:space="0"/>
+              <w:top w:val="single" w:color="000000" w:sz="4" w:space="0"/>
+              <w:left w:val="single" w:color="000000" w:sz="4" w:space="0"/>
+              <w:bottom w:val="single" w:color="000000" w:sz="4" w:space="0"/>
+              <w:right w:val="single" w:color="000000" w:sz="4" w:space="0"/>
             </w:tcBorders>
             <w:tcMar>
               <w:left w:w="180" w:type="dxa"/>
@@ -1860,7 +1710,7 @@
           <w:p>
             <w:pPr>
               <w:pBdr/>
-              <w:spacing w:after="0" w:before="0" w:line="240" w:lineRule="auto"/>
+              <w:spacing/>
               <w:ind/>
               <w:rPr/>
             </w:pPr>
@@ -1881,7 +1731,10 @@
         <w:tc>
           <w:tcPr>
             <w:tcBorders>
-              <w:bottom w:val="single" w:color="dddddd" w:sz="6" w:space="0"/>
+              <w:top w:val="single" w:color="000000" w:sz="4" w:space="0"/>
+              <w:left w:val="single" w:color="000000" w:sz="4" w:space="0"/>
+              <w:bottom w:val="single" w:color="000000" w:sz="4" w:space="0"/>
+              <w:right w:val="single" w:color="000000" w:sz="4" w:space="0"/>
             </w:tcBorders>
             <w:tcMar>
               <w:left w:w="180" w:type="dxa"/>
@@ -1895,7 +1748,7 @@
           <w:p>
             <w:pPr>
               <w:pBdr/>
-              <w:spacing w:after="0" w:before="0" w:line="240" w:lineRule="auto"/>
+              <w:spacing/>
               <w:ind/>
               <w:rPr/>
             </w:pPr>
@@ -1913,7 +1766,10 @@
         <w:tc>
           <w:tcPr>
             <w:tcBorders>
-              <w:bottom w:val="single" w:color="dddddd" w:sz="6" w:space="0"/>
+              <w:top w:val="single" w:color="000000" w:sz="4" w:space="0"/>
+              <w:left w:val="single" w:color="000000" w:sz="4" w:space="0"/>
+              <w:bottom w:val="single" w:color="000000" w:sz="4" w:space="0"/>
+              <w:right w:val="single" w:color="000000" w:sz="4" w:space="0"/>
             </w:tcBorders>
             <w:tcMar>
               <w:left w:w="180" w:type="dxa"/>
@@ -1927,7 +1783,7 @@
           <w:p>
             <w:pPr>
               <w:pBdr/>
-              <w:spacing w:after="0" w:before="0" w:line="240" w:lineRule="auto"/>
+              <w:spacing/>
               <w:ind/>
               <w:rPr/>
             </w:pPr>
@@ -1945,7 +1801,10 @@
         <w:tc>
           <w:tcPr>
             <w:tcBorders>
-              <w:bottom w:val="single" w:color="dddddd" w:sz="6" w:space="0"/>
+              <w:top w:val="single" w:color="000000" w:sz="4" w:space="0"/>
+              <w:left w:val="single" w:color="000000" w:sz="4" w:space="0"/>
+              <w:bottom w:val="single" w:color="000000" w:sz="4" w:space="0"/>
+              <w:right w:val="single" w:color="000000" w:sz="4" w:space="0"/>
             </w:tcBorders>
             <w:tcMar>
               <w:left w:w="180" w:type="dxa"/>
@@ -1959,7 +1818,7 @@
           <w:p>
             <w:pPr>
               <w:pBdr/>
-              <w:spacing w:after="0" w:before="0" w:line="240" w:lineRule="auto"/>
+              <w:spacing/>
               <w:ind/>
               <w:rPr/>
             </w:pPr>
@@ -1981,7 +1840,10 @@
           <w:tcPr>
             <w:shd w:val="clear" w:color="f5f8fc" w:fill="f5f8fc"/>
             <w:tcBorders>
-              <w:bottom w:val="single" w:color="dddddd" w:sz="6" w:space="0"/>
+              <w:top w:val="single" w:color="000000" w:sz="4" w:space="0"/>
+              <w:left w:val="single" w:color="000000" w:sz="4" w:space="0"/>
+              <w:bottom w:val="single" w:color="000000" w:sz="4" w:space="0"/>
+              <w:right w:val="single" w:color="000000" w:sz="4" w:space="0"/>
             </w:tcBorders>
             <w:tcMar>
               <w:left w:w="180" w:type="dxa"/>
@@ -1995,7 +1857,7 @@
           <w:p>
             <w:pPr>
               <w:pBdr/>
-              <w:spacing w:after="0" w:before="0" w:line="240" w:lineRule="auto"/>
+              <w:spacing/>
               <w:ind/>
               <w:rPr/>
             </w:pPr>
@@ -2014,7 +1876,10 @@
           <w:tcPr>
             <w:shd w:val="clear" w:color="f5f8fc" w:fill="f5f8fc"/>
             <w:tcBorders>
-              <w:bottom w:val="single" w:color="dddddd" w:sz="6" w:space="0"/>
+              <w:top w:val="single" w:color="000000" w:sz="4" w:space="0"/>
+              <w:left w:val="single" w:color="000000" w:sz="4" w:space="0"/>
+              <w:bottom w:val="single" w:color="000000" w:sz="4" w:space="0"/>
+              <w:right w:val="single" w:color="000000" w:sz="4" w:space="0"/>
             </w:tcBorders>
             <w:tcMar>
               <w:left w:w="180" w:type="dxa"/>
@@ -2028,7 +1893,7 @@
           <w:p>
             <w:pPr>
               <w:pBdr/>
-              <w:spacing w:after="0" w:before="0" w:line="240" w:lineRule="auto"/>
+              <w:spacing/>
               <w:ind/>
               <w:rPr/>
             </w:pPr>
@@ -2047,7 +1912,10 @@
           <w:tcPr>
             <w:shd w:val="clear" w:color="f5f8fc" w:fill="f5f8fc"/>
             <w:tcBorders>
-              <w:bottom w:val="single" w:color="dddddd" w:sz="6" w:space="0"/>
+              <w:top w:val="single" w:color="000000" w:sz="4" w:space="0"/>
+              <w:left w:val="single" w:color="000000" w:sz="4" w:space="0"/>
+              <w:bottom w:val="single" w:color="000000" w:sz="4" w:space="0"/>
+              <w:right w:val="single" w:color="000000" w:sz="4" w:space="0"/>
             </w:tcBorders>
             <w:tcMar>
               <w:left w:w="180" w:type="dxa"/>
@@ -2061,7 +1929,7 @@
           <w:p>
             <w:pPr>
               <w:pBdr/>
-              <w:spacing w:after="0" w:before="0" w:line="240" w:lineRule="auto"/>
+              <w:spacing/>
               <w:ind/>
               <w:rPr/>
             </w:pPr>
@@ -2082,7 +1950,10 @@
         <w:tc>
           <w:tcPr>
             <w:tcBorders>
-              <w:bottom w:val="single" w:color="dddddd" w:sz="6" w:space="0"/>
+              <w:top w:val="single" w:color="000000" w:sz="4" w:space="0"/>
+              <w:left w:val="single" w:color="000000" w:sz="4" w:space="0"/>
+              <w:bottom w:val="single" w:color="000000" w:sz="4" w:space="0"/>
+              <w:right w:val="single" w:color="000000" w:sz="4" w:space="0"/>
             </w:tcBorders>
             <w:tcMar>
               <w:left w:w="180" w:type="dxa"/>
@@ -2096,7 +1967,7 @@
           <w:p>
             <w:pPr>
               <w:pBdr/>
-              <w:spacing w:after="0" w:before="0" w:line="240" w:lineRule="auto"/>
+              <w:spacing/>
               <w:ind/>
               <w:rPr/>
             </w:pPr>
@@ -2114,7 +1985,10 @@
         <w:tc>
           <w:tcPr>
             <w:tcBorders>
-              <w:bottom w:val="single" w:color="dddddd" w:sz="6" w:space="0"/>
+              <w:top w:val="single" w:color="000000" w:sz="4" w:space="0"/>
+              <w:left w:val="single" w:color="000000" w:sz="4" w:space="0"/>
+              <w:bottom w:val="single" w:color="000000" w:sz="4" w:space="0"/>
+              <w:right w:val="single" w:color="000000" w:sz="4" w:space="0"/>
             </w:tcBorders>
             <w:tcMar>
               <w:left w:w="180" w:type="dxa"/>
@@ -2128,7 +2002,7 @@
           <w:p>
             <w:pPr>
               <w:pBdr/>
-              <w:spacing w:after="0" w:before="0" w:line="240" w:lineRule="auto"/>
+              <w:spacing/>
               <w:ind/>
               <w:rPr/>
             </w:pPr>
@@ -2146,7 +2020,10 @@
         <w:tc>
           <w:tcPr>
             <w:tcBorders>
-              <w:bottom w:val="single" w:color="dddddd" w:sz="6" w:space="0"/>
+              <w:top w:val="single" w:color="000000" w:sz="4" w:space="0"/>
+              <w:left w:val="single" w:color="000000" w:sz="4" w:space="0"/>
+              <w:bottom w:val="single" w:color="000000" w:sz="4" w:space="0"/>
+              <w:right w:val="single" w:color="000000" w:sz="4" w:space="0"/>
             </w:tcBorders>
             <w:tcMar>
               <w:left w:w="180" w:type="dxa"/>
@@ -2160,7 +2037,7 @@
           <w:p>
             <w:pPr>
               <w:pBdr/>
-              <w:spacing w:after="0" w:before="0" w:line="240" w:lineRule="auto"/>
+              <w:spacing/>
               <w:ind/>
               <w:rPr/>
             </w:pPr>
@@ -2182,7 +2059,10 @@
           <w:tcPr>
             <w:shd w:val="clear" w:color="f5f8fc" w:fill="f5f8fc"/>
             <w:tcBorders>
-              <w:bottom w:val="single" w:color="dddddd" w:sz="6" w:space="0"/>
+              <w:top w:val="single" w:color="000000" w:sz="4" w:space="0"/>
+              <w:left w:val="single" w:color="000000" w:sz="4" w:space="0"/>
+              <w:bottom w:val="single" w:color="000000" w:sz="4" w:space="0"/>
+              <w:right w:val="single" w:color="000000" w:sz="4" w:space="0"/>
             </w:tcBorders>
             <w:tcMar>
               <w:left w:w="180" w:type="dxa"/>
@@ -2196,7 +2076,7 @@
           <w:p>
             <w:pPr>
               <w:pBdr/>
-              <w:spacing w:after="0" w:before="0" w:line="240" w:lineRule="auto"/>
+              <w:spacing/>
               <w:ind/>
               <w:rPr/>
             </w:pPr>
@@ -2215,7 +2095,10 @@
           <w:tcPr>
             <w:shd w:val="clear" w:color="f5f8fc" w:fill="f5f8fc"/>
             <w:tcBorders>
-              <w:bottom w:val="single" w:color="dddddd" w:sz="6" w:space="0"/>
+              <w:top w:val="single" w:color="000000" w:sz="4" w:space="0"/>
+              <w:left w:val="single" w:color="000000" w:sz="4" w:space="0"/>
+              <w:bottom w:val="single" w:color="000000" w:sz="4" w:space="0"/>
+              <w:right w:val="single" w:color="000000" w:sz="4" w:space="0"/>
             </w:tcBorders>
             <w:tcMar>
               <w:left w:w="180" w:type="dxa"/>
@@ -2229,7 +2112,7 @@
           <w:p>
             <w:pPr>
               <w:pBdr/>
-              <w:spacing w:after="0" w:before="0" w:line="240" w:lineRule="auto"/>
+              <w:spacing/>
               <w:ind/>
               <w:rPr/>
             </w:pPr>
@@ -2248,7 +2131,10 @@
           <w:tcPr>
             <w:shd w:val="clear" w:color="f5f8fc" w:fill="f5f8fc"/>
             <w:tcBorders>
-              <w:bottom w:val="single" w:color="dddddd" w:sz="6" w:space="0"/>
+              <w:top w:val="single" w:color="000000" w:sz="4" w:space="0"/>
+              <w:left w:val="single" w:color="000000" w:sz="4" w:space="0"/>
+              <w:bottom w:val="single" w:color="000000" w:sz="4" w:space="0"/>
+              <w:right w:val="single" w:color="000000" w:sz="4" w:space="0"/>
             </w:tcBorders>
             <w:tcMar>
               <w:left w:w="180" w:type="dxa"/>
@@ -2262,7 +2148,7 @@
           <w:p>
             <w:pPr>
               <w:pBdr/>
-              <w:spacing w:after="0" w:before="0" w:line="240" w:lineRule="auto"/>
+              <w:spacing/>
               <w:ind/>
               <w:rPr/>
             </w:pPr>
@@ -2281,15 +2167,9 @@
     </w:tbl>
     <w:p>
       <w:pPr>
-        <w:pBdr>
-          <w:top w:val="none" w:color="000000" w:sz="4" w:space="0"/>
-          <w:left w:val="single" w:color="27ae60" w:sz="24" w:space="0"/>
-          <w:bottom w:val="none" w:color="000000" w:sz="4" w:space="0"/>
-          <w:right w:val="single" w:color="27ae60" w:sz="24" w:space="0"/>
-        </w:pBdr>
-        <w:shd w:val="clear" w:color="eafaf1" w:fill="eafaf1"/>
-        <w:spacing w:after="120" w:before="120"/>
-        <w:ind w:right="0" w:firstLine="0" w:left="0"/>
+        <w:pBdr/>
+        <w:spacing/>
+        <w:ind/>
         <w:rPr/>
       </w:pPr>
       <w:r>
@@ -2313,15 +2193,9 @@
     </w:p>
     <w:p>
       <w:pPr>
-        <w:pBdr>
-          <w:top w:val="none" w:color="000000" w:sz="4" w:space="0"/>
-          <w:left w:val="single" w:color="27ae60" w:sz="24" w:space="0"/>
-          <w:bottom w:val="none" w:color="000000" w:sz="4" w:space="0"/>
-          <w:right w:val="single" w:color="27ae60" w:sz="24" w:space="0"/>
-        </w:pBdr>
-        <w:shd w:val="clear" w:color="eafaf1" w:fill="eafaf1"/>
-        <w:spacing w:after="120" w:before="120"/>
-        <w:ind w:right="0" w:firstLine="0" w:left="0"/>
+        <w:pBdr/>
+        <w:spacing/>
+        <w:ind/>
         <w:rPr/>
       </w:pPr>
       <w:r>
@@ -2345,15 +2219,9 @@
     </w:p>
     <w:p>
       <w:pPr>
-        <w:pBdr>
-          <w:top w:val="none" w:color="000000" w:sz="4" w:space="0"/>
-          <w:left w:val="single" w:color="e74c3c" w:sz="24" w:space="0"/>
-          <w:bottom w:val="none" w:color="000000" w:sz="4" w:space="0"/>
-          <w:right w:val="single" w:color="e74c3c" w:sz="24" w:space="0"/>
-        </w:pBdr>
-        <w:shd w:val="clear" w:color="fdf2f2" w:fill="fdf2f2"/>
-        <w:spacing w:after="120" w:before="120"/>
-        <w:ind w:right="0" w:firstLine="0" w:left="0"/>
+        <w:pBdr/>
+        <w:spacing/>
+        <w:ind/>
         <w:rPr/>
       </w:pPr>
       <w:r>
@@ -2377,15 +2245,9 @@
     </w:p>
     <w:p>
       <w:pPr>
-        <w:pBdr>
-          <w:top w:val="none" w:color="000000" w:sz="4" w:space="0"/>
-          <w:left w:val="single" w:color="e74c3c" w:sz="24" w:space="0"/>
-          <w:bottom w:val="none" w:color="000000" w:sz="4" w:space="0"/>
-          <w:right w:val="single" w:color="e74c3c" w:sz="24" w:space="0"/>
-        </w:pBdr>
-        <w:shd w:val="clear" w:color="fdf2f2" w:fill="fdf2f2"/>
-        <w:spacing w:after="120" w:before="120"/>
-        <w:ind w:right="0" w:firstLine="0" w:left="0"/>
+        <w:pBdr/>
+        <w:spacing/>
+        <w:ind/>
         <w:rPr/>
       </w:pPr>
       <w:r>
@@ -2409,15 +2271,9 @@
     </w:p>
     <w:p>
       <w:pPr>
-        <w:pBdr>
-          <w:top w:val="none" w:color="000000" w:sz="4" w:space="0"/>
-          <w:left w:val="single" w:color="f39c12" w:sz="24" w:space="0"/>
-          <w:bottom w:val="none" w:color="000000" w:sz="4" w:space="0"/>
-          <w:right w:val="single" w:color="f39c12" w:sz="24" w:space="0"/>
-        </w:pBdr>
-        <w:shd w:val="clear" w:color="fef9e7" w:fill="fef9e7"/>
-        <w:spacing w:after="120" w:before="120"/>
-        <w:ind w:right="0" w:firstLine="0" w:left="0"/>
+        <w:pBdr/>
+        <w:spacing/>
+        <w:ind/>
         <w:rPr/>
       </w:pPr>
       <w:r>
@@ -2441,15 +2297,9 @@
     </w:p>
     <w:p>
       <w:pPr>
-        <w:pStyle w:val="833"/>
-        <w:pBdr>
-          <w:top w:val="none" w:color="000000" w:sz="4" w:space="0"/>
-          <w:left w:val="none" w:color="000000" w:sz="4" w:space="0"/>
-          <w:bottom w:val="none" w:color="000000" w:sz="4" w:space="0"/>
-          <w:right w:val="none" w:color="000000" w:sz="4" w:space="0"/>
-        </w:pBdr>
-        <w:spacing w:after="90" w:before="330"/>
-        <w:ind w:right="0" w:firstLine="0" w:left="0"/>
+        <w:pBdr/>
+        <w:spacing/>
+        <w:ind/>
         <w:rPr/>
       </w:pPr>
       <w:r>
@@ -2465,14 +2315,9 @@
     </w:p>
     <w:p>
       <w:pPr>
-        <w:pBdr>
-          <w:top w:val="none" w:color="000000" w:sz="4" w:space="0"/>
-          <w:left w:val="none" w:color="000000" w:sz="4" w:space="0"/>
-          <w:bottom w:val="none" w:color="000000" w:sz="4" w:space="0"/>
-          <w:right w:val="none" w:color="000000" w:sz="4" w:space="0"/>
-        </w:pBdr>
-        <w:spacing w:after="60"/>
-        <w:ind w:right="0" w:firstLine="0" w:left="0"/>
+        <w:pBdr/>
+        <w:spacing/>
+        <w:ind/>
         <w:rPr/>
       </w:pPr>
       <w:r>
@@ -2496,15 +2341,9 @@
     </w:p>
     <w:p>
       <w:pPr>
-        <w:pStyle w:val="834"/>
-        <w:pBdr>
-          <w:top w:val="none" w:color="000000" w:sz="4" w:space="0"/>
-          <w:left w:val="none" w:color="000000" w:sz="4" w:space="0"/>
-          <w:bottom w:val="none" w:color="000000" w:sz="4" w:space="0"/>
-          <w:right w:val="none" w:color="000000" w:sz="4" w:space="0"/>
-        </w:pBdr>
-        <w:spacing w:after="60" w:before="240"/>
-        <w:ind w:right="0" w:firstLine="0" w:left="0"/>
+        <w:pBdr/>
+        <w:spacing/>
+        <w:ind/>
         <w:rPr/>
       </w:pPr>
       <w:r>
@@ -2521,14 +2360,9 @@
     </w:p>
     <w:p>
       <w:pPr>
-        <w:pBdr>
-          <w:top w:val="none" w:color="000000" w:sz="4" w:space="0"/>
-          <w:left w:val="none" w:color="000000" w:sz="4" w:space="0"/>
-          <w:bottom w:val="none" w:color="000000" w:sz="4" w:space="0"/>
-          <w:right w:val="none" w:color="000000" w:sz="4" w:space="0"/>
-        </w:pBdr>
-        <w:spacing w:after="180" w:before="120"/>
-        <w:ind w:right="0" w:firstLine="0" w:left="0"/>
+        <w:pBdr/>
+        <w:spacing/>
+        <w:ind/>
         <w:rPr/>
       </w:pPr>
       <w:r>
@@ -2551,15 +2385,9 @@
     </w:p>
     <w:p>
       <w:pPr>
-        <w:pBdr>
-          <w:top w:val="none" w:color="000000" w:sz="4" w:space="0"/>
-          <w:left w:val="single" w:color="27ae60" w:sz="24" w:space="0"/>
-          <w:bottom w:val="none" w:color="000000" w:sz="4" w:space="0"/>
-          <w:right w:val="single" w:color="27ae60" w:sz="24" w:space="0"/>
-        </w:pBdr>
-        <w:shd w:val="clear" w:color="eafaf1" w:fill="eafaf1"/>
-        <w:spacing w:after="120" w:before="120"/>
-        <w:ind w:right="0" w:firstLine="0" w:left="0"/>
+        <w:pBdr/>
+        <w:spacing/>
+        <w:ind/>
         <w:rPr/>
       </w:pPr>
       <w:r>
@@ -2583,15 +2411,9 @@
     </w:p>
     <w:p>
       <w:pPr>
-        <w:pBdr>
-          <w:top w:val="none" w:color="000000" w:sz="4" w:space="0"/>
-          <w:left w:val="single" w:color="27ae60" w:sz="24" w:space="0"/>
-          <w:bottom w:val="none" w:color="000000" w:sz="4" w:space="0"/>
-          <w:right w:val="single" w:color="27ae60" w:sz="24" w:space="0"/>
-        </w:pBdr>
-        <w:shd w:val="clear" w:color="eafaf1" w:fill="eafaf1"/>
-        <w:spacing w:after="120" w:before="120"/>
-        <w:ind w:right="0" w:firstLine="0" w:left="0"/>
+        <w:pBdr/>
+        <w:spacing/>
+        <w:ind/>
         <w:rPr/>
       </w:pPr>
       <w:r>
@@ -2615,15 +2437,9 @@
     </w:p>
     <w:p>
       <w:pPr>
-        <w:pBdr>
-          <w:top w:val="none" w:color="000000" w:sz="4" w:space="0"/>
-          <w:left w:val="single" w:color="e74c3c" w:sz="24" w:space="0"/>
-          <w:bottom w:val="none" w:color="000000" w:sz="4" w:space="0"/>
-          <w:right w:val="single" w:color="e74c3c" w:sz="24" w:space="0"/>
-        </w:pBdr>
-        <w:shd w:val="clear" w:color="fdf2f2" w:fill="fdf2f2"/>
-        <w:spacing w:after="120" w:before="120"/>
-        <w:ind w:right="0" w:firstLine="0" w:left="0"/>
+        <w:pBdr/>
+        <w:spacing/>
+        <w:ind/>
         <w:rPr/>
       </w:pPr>
       <w:r>
@@ -2647,15 +2463,9 @@
     </w:p>
     <w:p>
       <w:pPr>
-        <w:pBdr>
-          <w:top w:val="none" w:color="000000" w:sz="4" w:space="0"/>
-          <w:left w:val="single" w:color="e74c3c" w:sz="24" w:space="0"/>
-          <w:bottom w:val="none" w:color="000000" w:sz="4" w:space="0"/>
-          <w:right w:val="single" w:color="e74c3c" w:sz="24" w:space="0"/>
-        </w:pBdr>
-        <w:shd w:val="clear" w:color="fdf2f2" w:fill="fdf2f2"/>
-        <w:spacing w:after="120" w:before="120"/>
-        <w:ind w:right="0" w:firstLine="0" w:left="0"/>
+        <w:pBdr/>
+        <w:spacing/>
+        <w:ind/>
         <w:rPr/>
       </w:pPr>
       <w:r>
@@ -2687,15 +2497,9 @@
     </w:p>
     <w:p>
       <w:pPr>
-        <w:pBdr>
-          <w:top w:val="none" w:color="000000" w:sz="4" w:space="0"/>
-          <w:left w:val="single" w:color="f39c12" w:sz="24" w:space="0"/>
-          <w:bottom w:val="none" w:color="000000" w:sz="4" w:space="0"/>
-          <w:right w:val="single" w:color="f39c12" w:sz="24" w:space="0"/>
-        </w:pBdr>
-        <w:shd w:val="clear" w:color="fef9e7" w:fill="fef9e7"/>
-        <w:spacing w:after="120" w:before="120"/>
-        <w:ind w:right="0" w:firstLine="0" w:left="0"/>
+        <w:pBdr/>
+        <w:spacing/>
+        <w:ind/>
         <w:rPr/>
       </w:pPr>
       <w:r>
@@ -2719,15 +2523,9 @@
     </w:p>
     <w:p>
       <w:pPr>
-        <w:pStyle w:val="833"/>
-        <w:pBdr>
-          <w:top w:val="none" w:color="000000" w:sz="4" w:space="0"/>
-          <w:left w:val="none" w:color="000000" w:sz="4" w:space="0"/>
-          <w:bottom w:val="none" w:color="000000" w:sz="4" w:space="0"/>
-          <w:right w:val="none" w:color="000000" w:sz="4" w:space="0"/>
-        </w:pBdr>
-        <w:spacing w:after="90" w:before="330"/>
-        <w:ind w:right="0" w:firstLine="0" w:left="0"/>
+        <w:pBdr/>
+        <w:spacing/>
+        <w:ind/>
         <w:rPr/>
       </w:pPr>
       <w:r>
@@ -2743,14 +2541,9 @@
     </w:p>
     <w:p>
       <w:pPr>
-        <w:pBdr>
-          <w:top w:val="none" w:color="000000" w:sz="4" w:space="0"/>
-          <w:left w:val="none" w:color="000000" w:sz="4" w:space="0"/>
-          <w:bottom w:val="none" w:color="000000" w:sz="4" w:space="0"/>
-          <w:right w:val="none" w:color="000000" w:sz="4" w:space="0"/>
-        </w:pBdr>
-        <w:spacing w:after="60"/>
-        <w:ind w:right="0" w:firstLine="0" w:left="0"/>
+        <w:pBdr/>
+        <w:spacing/>
+        <w:ind/>
         <w:rPr/>
       </w:pPr>
       <w:r>
@@ -2799,15 +2592,9 @@
     </w:p>
     <w:p>
       <w:pPr>
-        <w:pStyle w:val="834"/>
-        <w:pBdr>
-          <w:top w:val="none" w:color="000000" w:sz="4" w:space="0"/>
-          <w:left w:val="none" w:color="000000" w:sz="4" w:space="0"/>
-          <w:bottom w:val="none" w:color="000000" w:sz="4" w:space="0"/>
-          <w:right w:val="none" w:color="000000" w:sz="4" w:space="0"/>
-        </w:pBdr>
-        <w:spacing w:after="60" w:before="240"/>
-        <w:ind w:right="0" w:firstLine="0" w:left="0"/>
+        <w:pBdr/>
+        <w:spacing/>
+        <w:ind/>
         <w:rPr/>
       </w:pPr>
       <w:r>
@@ -2824,14 +2611,9 @@
     </w:p>
     <w:p>
       <w:pPr>
-        <w:pBdr>
-          <w:top w:val="none" w:color="000000" w:sz="4" w:space="0"/>
-          <w:left w:val="none" w:color="000000" w:sz="4" w:space="0"/>
-          <w:bottom w:val="none" w:color="000000" w:sz="4" w:space="0"/>
-          <w:right w:val="none" w:color="000000" w:sz="4" w:space="0"/>
-        </w:pBdr>
-        <w:spacing w:after="180" w:before="120"/>
-        <w:ind w:right="0" w:firstLine="0" w:left="0"/>
+        <w:pBdr/>
+        <w:spacing/>
+        <w:ind/>
         <w:rPr/>
       </w:pPr>
       <w:r>
@@ -2878,7 +2660,12 @@
         <w:tc>
           <w:tcPr>
             <w:shd w:val="clear" w:color="1a3a5c" w:fill="1a3a5c"/>
-            <w:tcBorders/>
+            <w:tcBorders>
+              <w:top w:val="single" w:color="000000" w:sz="4" w:space="0"/>
+              <w:left w:val="single" w:color="000000" w:sz="4" w:space="0"/>
+              <w:bottom w:val="single" w:color="000000" w:sz="4" w:space="0"/>
+              <w:right w:val="single" w:color="000000" w:sz="4" w:space="0"/>
+            </w:tcBorders>
             <w:tcMar>
               <w:left w:w="180" w:type="dxa"/>
               <w:top w:w="150" w:type="dxa"/>
@@ -2891,7 +2678,7 @@
           <w:p>
             <w:pPr>
               <w:pBdr/>
-              <w:spacing w:after="0" w:before="0" w:line="240" w:lineRule="auto"/>
+              <w:spacing/>
               <w:ind/>
               <w:rPr/>
             </w:pPr>
@@ -2910,7 +2697,12 @@
         <w:tc>
           <w:tcPr>
             <w:shd w:val="clear" w:color="1a3a5c" w:fill="1a3a5c"/>
-            <w:tcBorders/>
+            <w:tcBorders>
+              <w:top w:val="single" w:color="000000" w:sz="4" w:space="0"/>
+              <w:left w:val="single" w:color="000000" w:sz="4" w:space="0"/>
+              <w:bottom w:val="single" w:color="000000" w:sz="4" w:space="0"/>
+              <w:right w:val="single" w:color="000000" w:sz="4" w:space="0"/>
+            </w:tcBorders>
             <w:tcMar>
               <w:left w:w="180" w:type="dxa"/>
               <w:top w:w="150" w:type="dxa"/>
@@ -2923,7 +2715,7 @@
           <w:p>
             <w:pPr>
               <w:pBdr/>
-              <w:spacing w:after="0" w:before="0" w:line="240" w:lineRule="auto"/>
+              <w:spacing/>
               <w:ind/>
               <w:rPr/>
             </w:pPr>
@@ -2942,7 +2734,12 @@
         <w:tc>
           <w:tcPr>
             <w:shd w:val="clear" w:color="1a3a5c" w:fill="1a3a5c"/>
-            <w:tcBorders/>
+            <w:tcBorders>
+              <w:top w:val="single" w:color="000000" w:sz="4" w:space="0"/>
+              <w:left w:val="single" w:color="000000" w:sz="4" w:space="0"/>
+              <w:bottom w:val="single" w:color="000000" w:sz="4" w:space="0"/>
+              <w:right w:val="single" w:color="000000" w:sz="4" w:space="0"/>
+            </w:tcBorders>
             <w:tcMar>
               <w:left w:w="180" w:type="dxa"/>
               <w:top w:w="150" w:type="dxa"/>
@@ -2955,7 +2752,7 @@
           <w:p>
             <w:pPr>
               <w:pBdr/>
-              <w:spacing w:after="0" w:before="0" w:line="240" w:lineRule="auto"/>
+              <w:spacing/>
               <w:ind/>
               <w:rPr/>
             </w:pPr>
@@ -2978,7 +2775,10 @@
           <w:tcPr>
             <w:shd w:val="clear" w:color="f5f8fc" w:fill="f5f8fc"/>
             <w:tcBorders>
-              <w:bottom w:val="single" w:color="dddddd" w:sz="6" w:space="0"/>
+              <w:top w:val="single" w:color="000000" w:sz="4" w:space="0"/>
+              <w:left w:val="single" w:color="000000" w:sz="4" w:space="0"/>
+              <w:bottom w:val="single" w:color="000000" w:sz="4" w:space="0"/>
+              <w:right w:val="single" w:color="000000" w:sz="4" w:space="0"/>
             </w:tcBorders>
             <w:tcMar>
               <w:left w:w="180" w:type="dxa"/>
@@ -2992,7 +2792,7 @@
           <w:p>
             <w:pPr>
               <w:pBdr/>
-              <w:spacing w:after="0" w:before="0" w:line="240" w:lineRule="auto"/>
+              <w:spacing/>
               <w:ind/>
               <w:rPr/>
             </w:pPr>
@@ -3011,7 +2811,10 @@
           <w:tcPr>
             <w:shd w:val="clear" w:color="f5f8fc" w:fill="f5f8fc"/>
             <w:tcBorders>
-              <w:bottom w:val="single" w:color="dddddd" w:sz="6" w:space="0"/>
+              <w:top w:val="single" w:color="000000" w:sz="4" w:space="0"/>
+              <w:left w:val="single" w:color="000000" w:sz="4" w:space="0"/>
+              <w:bottom w:val="single" w:color="000000" w:sz="4" w:space="0"/>
+              <w:right w:val="single" w:color="000000" w:sz="4" w:space="0"/>
             </w:tcBorders>
             <w:tcMar>
               <w:left w:w="180" w:type="dxa"/>
@@ -3025,7 +2828,7 @@
           <w:p>
             <w:pPr>
               <w:pBdr/>
-              <w:spacing w:after="0" w:before="0" w:line="240" w:lineRule="auto"/>
+              <w:spacing/>
               <w:ind/>
               <w:rPr/>
             </w:pPr>
@@ -3044,7 +2847,10 @@
           <w:tcPr>
             <w:shd w:val="clear" w:color="f5f8fc" w:fill="f5f8fc"/>
             <w:tcBorders>
-              <w:bottom w:val="single" w:color="dddddd" w:sz="6" w:space="0"/>
+              <w:top w:val="single" w:color="000000" w:sz="4" w:space="0"/>
+              <w:left w:val="single" w:color="000000" w:sz="4" w:space="0"/>
+              <w:bottom w:val="single" w:color="000000" w:sz="4" w:space="0"/>
+              <w:right w:val="single" w:color="000000" w:sz="4" w:space="0"/>
             </w:tcBorders>
             <w:tcMar>
               <w:left w:w="180" w:type="dxa"/>
@@ -3058,7 +2864,7 @@
           <w:p>
             <w:pPr>
               <w:pBdr/>
-              <w:spacing w:after="0" w:before="0" w:line="240" w:lineRule="auto"/>
+              <w:spacing/>
               <w:ind/>
               <w:rPr/>
             </w:pPr>
@@ -3079,7 +2885,10 @@
         <w:tc>
           <w:tcPr>
             <w:tcBorders>
-              <w:bottom w:val="single" w:color="dddddd" w:sz="6" w:space="0"/>
+              <w:top w:val="single" w:color="000000" w:sz="4" w:space="0"/>
+              <w:left w:val="single" w:color="000000" w:sz="4" w:space="0"/>
+              <w:bottom w:val="single" w:color="000000" w:sz="4" w:space="0"/>
+              <w:right w:val="single" w:color="000000" w:sz="4" w:space="0"/>
             </w:tcBorders>
             <w:tcMar>
               <w:left w:w="180" w:type="dxa"/>
@@ -3093,7 +2902,7 @@
           <w:p>
             <w:pPr>
               <w:pBdr/>
-              <w:spacing w:after="0" w:before="0" w:line="240" w:lineRule="auto"/>
+              <w:spacing/>
               <w:ind/>
               <w:rPr/>
             </w:pPr>
@@ -3111,7 +2920,10 @@
         <w:tc>
           <w:tcPr>
             <w:tcBorders>
-              <w:bottom w:val="single" w:color="dddddd" w:sz="6" w:space="0"/>
+              <w:top w:val="single" w:color="000000" w:sz="4" w:space="0"/>
+              <w:left w:val="single" w:color="000000" w:sz="4" w:space="0"/>
+              <w:bottom w:val="single" w:color="000000" w:sz="4" w:space="0"/>
+              <w:right w:val="single" w:color="000000" w:sz="4" w:space="0"/>
             </w:tcBorders>
             <w:tcMar>
               <w:left w:w="180" w:type="dxa"/>
@@ -3125,7 +2937,7 @@
           <w:p>
             <w:pPr>
               <w:pBdr/>
-              <w:spacing w:after="0" w:before="0" w:line="240" w:lineRule="auto"/>
+              <w:spacing/>
               <w:ind/>
               <w:rPr/>
             </w:pPr>
@@ -3143,7 +2955,10 @@
         <w:tc>
           <w:tcPr>
             <w:tcBorders>
-              <w:bottom w:val="single" w:color="dddddd" w:sz="6" w:space="0"/>
+              <w:top w:val="single" w:color="000000" w:sz="4" w:space="0"/>
+              <w:left w:val="single" w:color="000000" w:sz="4" w:space="0"/>
+              <w:bottom w:val="single" w:color="000000" w:sz="4" w:space="0"/>
+              <w:right w:val="single" w:color="000000" w:sz="4" w:space="0"/>
             </w:tcBorders>
             <w:tcMar>
               <w:left w:w="180" w:type="dxa"/>
@@ -3157,7 +2972,7 @@
           <w:p>
             <w:pPr>
               <w:pBdr/>
-              <w:spacing w:after="0" w:before="0" w:line="240" w:lineRule="auto"/>
+              <w:spacing/>
               <w:ind/>
               <w:rPr/>
             </w:pPr>
@@ -3179,7 +2994,10 @@
           <w:tcPr>
             <w:shd w:val="clear" w:color="f5f8fc" w:fill="f5f8fc"/>
             <w:tcBorders>
-              <w:bottom w:val="single" w:color="dddddd" w:sz="6" w:space="0"/>
+              <w:top w:val="single" w:color="000000" w:sz="4" w:space="0"/>
+              <w:left w:val="single" w:color="000000" w:sz="4" w:space="0"/>
+              <w:bottom w:val="single" w:color="000000" w:sz="4" w:space="0"/>
+              <w:right w:val="single" w:color="000000" w:sz="4" w:space="0"/>
             </w:tcBorders>
             <w:tcMar>
               <w:left w:w="180" w:type="dxa"/>
@@ -3193,7 +3011,7 @@
           <w:p>
             <w:pPr>
               <w:pBdr/>
-              <w:spacing w:after="0" w:before="0" w:line="240" w:lineRule="auto"/>
+              <w:spacing/>
               <w:ind/>
               <w:rPr/>
             </w:pPr>
@@ -3212,7 +3030,10 @@
           <w:tcPr>
             <w:shd w:val="clear" w:color="f5f8fc" w:fill="f5f8fc"/>
             <w:tcBorders>
-              <w:bottom w:val="single" w:color="dddddd" w:sz="6" w:space="0"/>
+              <w:top w:val="single" w:color="000000" w:sz="4" w:space="0"/>
+              <w:left w:val="single" w:color="000000" w:sz="4" w:space="0"/>
+              <w:bottom w:val="single" w:color="000000" w:sz="4" w:space="0"/>
+              <w:right w:val="single" w:color="000000" w:sz="4" w:space="0"/>
             </w:tcBorders>
             <w:tcMar>
               <w:left w:w="180" w:type="dxa"/>
@@ -3226,7 +3047,7 @@
           <w:p>
             <w:pPr>
               <w:pBdr/>
-              <w:spacing w:after="0" w:before="0" w:line="240" w:lineRule="auto"/>
+              <w:spacing/>
               <w:ind/>
               <w:rPr/>
             </w:pPr>
@@ -3245,7 +3066,10 @@
           <w:tcPr>
             <w:shd w:val="clear" w:color="f5f8fc" w:fill="f5f8fc"/>
             <w:tcBorders>
-              <w:bottom w:val="single" w:color="dddddd" w:sz="6" w:space="0"/>
+              <w:top w:val="single" w:color="000000" w:sz="4" w:space="0"/>
+              <w:left w:val="single" w:color="000000" w:sz="4" w:space="0"/>
+              <w:bottom w:val="single" w:color="000000" w:sz="4" w:space="0"/>
+              <w:right w:val="single" w:color="000000" w:sz="4" w:space="0"/>
             </w:tcBorders>
             <w:tcMar>
               <w:left w:w="180" w:type="dxa"/>
@@ -3259,7 +3083,7 @@
           <w:p>
             <w:pPr>
               <w:pBdr/>
-              <w:spacing w:after="0" w:before="0" w:line="240" w:lineRule="auto"/>
+              <w:spacing/>
               <w:ind/>
               <w:rPr/>
             </w:pPr>
@@ -3280,7 +3104,10 @@
         <w:tc>
           <w:tcPr>
             <w:tcBorders>
-              <w:bottom w:val="single" w:color="dddddd" w:sz="6" w:space="0"/>
+              <w:top w:val="single" w:color="000000" w:sz="4" w:space="0"/>
+              <w:left w:val="single" w:color="000000" w:sz="4" w:space="0"/>
+              <w:bottom w:val="single" w:color="000000" w:sz="4" w:space="0"/>
+              <w:right w:val="single" w:color="000000" w:sz="4" w:space="0"/>
             </w:tcBorders>
             <w:tcMar>
               <w:left w:w="180" w:type="dxa"/>
@@ -3294,7 +3121,7 @@
           <w:p>
             <w:pPr>
               <w:pBdr/>
-              <w:spacing w:after="0" w:before="0" w:line="240" w:lineRule="auto"/>
+              <w:spacing/>
               <w:ind/>
               <w:rPr/>
             </w:pPr>
@@ -3312,7 +3139,10 @@
         <w:tc>
           <w:tcPr>
             <w:tcBorders>
-              <w:bottom w:val="single" w:color="dddddd" w:sz="6" w:space="0"/>
+              <w:top w:val="single" w:color="000000" w:sz="4" w:space="0"/>
+              <w:left w:val="single" w:color="000000" w:sz="4" w:space="0"/>
+              <w:bottom w:val="single" w:color="000000" w:sz="4" w:space="0"/>
+              <w:right w:val="single" w:color="000000" w:sz="4" w:space="0"/>
             </w:tcBorders>
             <w:tcMar>
               <w:left w:w="180" w:type="dxa"/>
@@ -3326,7 +3156,7 @@
           <w:p>
             <w:pPr>
               <w:pBdr/>
-              <w:spacing w:after="0" w:before="0" w:line="240" w:lineRule="auto"/>
+              <w:spacing/>
               <w:ind/>
               <w:rPr/>
             </w:pPr>
@@ -3344,7 +3174,10 @@
         <w:tc>
           <w:tcPr>
             <w:tcBorders>
-              <w:bottom w:val="single" w:color="dddddd" w:sz="6" w:space="0"/>
+              <w:top w:val="single" w:color="000000" w:sz="4" w:space="0"/>
+              <w:left w:val="single" w:color="000000" w:sz="4" w:space="0"/>
+              <w:bottom w:val="single" w:color="000000" w:sz="4" w:space="0"/>
+              <w:right w:val="single" w:color="000000" w:sz="4" w:space="0"/>
             </w:tcBorders>
             <w:tcMar>
               <w:left w:w="180" w:type="dxa"/>
@@ -3358,7 +3191,7 @@
           <w:p>
             <w:pPr>
               <w:pBdr/>
-              <w:spacing w:after="0" w:before="0" w:line="240" w:lineRule="auto"/>
+              <w:spacing/>
               <w:ind/>
               <w:rPr/>
             </w:pPr>
@@ -3380,7 +3213,10 @@
           <w:tcPr>
             <w:shd w:val="clear" w:color="f5f8fc" w:fill="f5f8fc"/>
             <w:tcBorders>
-              <w:bottom w:val="single" w:color="dddddd" w:sz="6" w:space="0"/>
+              <w:top w:val="single" w:color="000000" w:sz="4" w:space="0"/>
+              <w:left w:val="single" w:color="000000" w:sz="4" w:space="0"/>
+              <w:bottom w:val="single" w:color="000000" w:sz="4" w:space="0"/>
+              <w:right w:val="single" w:color="000000" w:sz="4" w:space="0"/>
             </w:tcBorders>
             <w:tcMar>
               <w:left w:w="180" w:type="dxa"/>
@@ -3394,7 +3230,7 @@
           <w:p>
             <w:pPr>
               <w:pBdr/>
-              <w:spacing w:after="0" w:before="0" w:line="240" w:lineRule="auto"/>
+              <w:spacing/>
               <w:ind/>
               <w:rPr/>
             </w:pPr>
@@ -3413,7 +3249,10 @@
           <w:tcPr>
             <w:shd w:val="clear" w:color="f5f8fc" w:fill="f5f8fc"/>
             <w:tcBorders>
-              <w:bottom w:val="single" w:color="dddddd" w:sz="6" w:space="0"/>
+              <w:top w:val="single" w:color="000000" w:sz="4" w:space="0"/>
+              <w:left w:val="single" w:color="000000" w:sz="4" w:space="0"/>
+              <w:bottom w:val="single" w:color="000000" w:sz="4" w:space="0"/>
+              <w:right w:val="single" w:color="000000" w:sz="4" w:space="0"/>
             </w:tcBorders>
             <w:tcMar>
               <w:left w:w="180" w:type="dxa"/>
@@ -3427,7 +3266,7 @@
           <w:p>
             <w:pPr>
               <w:pBdr/>
-              <w:spacing w:after="0" w:before="0" w:line="240" w:lineRule="auto"/>
+              <w:spacing/>
               <w:ind/>
               <w:rPr/>
             </w:pPr>
@@ -3446,7 +3285,10 @@
           <w:tcPr>
             <w:shd w:val="clear" w:color="f5f8fc" w:fill="f5f8fc"/>
             <w:tcBorders>
-              <w:bottom w:val="single" w:color="dddddd" w:sz="6" w:space="0"/>
+              <w:top w:val="single" w:color="000000" w:sz="4" w:space="0"/>
+              <w:left w:val="single" w:color="000000" w:sz="4" w:space="0"/>
+              <w:bottom w:val="single" w:color="000000" w:sz="4" w:space="0"/>
+              <w:right w:val="single" w:color="000000" w:sz="4" w:space="0"/>
             </w:tcBorders>
             <w:tcMar>
               <w:left w:w="180" w:type="dxa"/>
@@ -3460,7 +3302,7 @@
           <w:p>
             <w:pPr>
               <w:pBdr/>
-              <w:spacing w:after="0" w:before="0" w:line="240" w:lineRule="auto"/>
+              <w:spacing/>
               <w:ind/>
               <w:rPr/>
             </w:pPr>
@@ -3479,15 +3321,9 @@
     </w:tbl>
     <w:p>
       <w:pPr>
-        <w:pBdr>
-          <w:top w:val="none" w:color="000000" w:sz="4" w:space="0"/>
-          <w:left w:val="single" w:color="27ae60" w:sz="24" w:space="0"/>
-          <w:bottom w:val="none" w:color="000000" w:sz="4" w:space="0"/>
-          <w:right w:val="single" w:color="27ae60" w:sz="24" w:space="0"/>
-        </w:pBdr>
-        <w:shd w:val="clear" w:color="eafaf1" w:fill="eafaf1"/>
-        <w:spacing w:after="120" w:before="120"/>
-        <w:ind w:right="0" w:firstLine="0" w:left="0"/>
+        <w:pBdr/>
+        <w:spacing/>
+        <w:ind/>
         <w:rPr/>
       </w:pPr>
       <w:r>
@@ -3511,15 +3347,9 @@
     </w:p>
     <w:p>
       <w:pPr>
-        <w:pBdr>
-          <w:top w:val="none" w:color="000000" w:sz="4" w:space="0"/>
-          <w:left w:val="single" w:color="e74c3c" w:sz="24" w:space="0"/>
-          <w:bottom w:val="none" w:color="000000" w:sz="4" w:space="0"/>
-          <w:right w:val="single" w:color="e74c3c" w:sz="24" w:space="0"/>
-        </w:pBdr>
-        <w:shd w:val="clear" w:color="fdf2f2" w:fill="fdf2f2"/>
-        <w:spacing w:after="120" w:before="120"/>
-        <w:ind w:right="0" w:firstLine="0" w:left="0"/>
+        <w:pBdr/>
+        <w:spacing/>
+        <w:ind/>
         <w:rPr/>
       </w:pPr>
       <w:r>
@@ -3543,15 +3373,9 @@
     </w:p>
     <w:p>
       <w:pPr>
-        <w:pBdr>
-          <w:top w:val="none" w:color="000000" w:sz="4" w:space="0"/>
-          <w:left w:val="single" w:color="27ae60" w:sz="24" w:space="0"/>
-          <w:bottom w:val="none" w:color="000000" w:sz="4" w:space="0"/>
-          <w:right w:val="single" w:color="27ae60" w:sz="24" w:space="0"/>
-        </w:pBdr>
-        <w:shd w:val="clear" w:color="eafaf1" w:fill="eafaf1"/>
-        <w:spacing w:after="120" w:before="120"/>
-        <w:ind w:right="0" w:firstLine="0" w:left="0"/>
+        <w:pBdr/>
+        <w:spacing/>
+        <w:ind/>
         <w:rPr/>
       </w:pPr>
       <w:r>
@@ -3575,15 +3399,9 @@
     </w:p>
     <w:p>
       <w:pPr>
-        <w:pBdr>
-          <w:top w:val="none" w:color="000000" w:sz="4" w:space="0"/>
-          <w:left w:val="single" w:color="e74c3c" w:sz="24" w:space="0"/>
-          <w:bottom w:val="none" w:color="000000" w:sz="4" w:space="0"/>
-          <w:right w:val="single" w:color="e74c3c" w:sz="24" w:space="0"/>
-        </w:pBdr>
-        <w:shd w:val="clear" w:color="fdf2f2" w:fill="fdf2f2"/>
-        <w:spacing w:after="120" w:before="120"/>
-        <w:ind w:right="0" w:firstLine="0" w:left="0"/>
+        <w:pBdr/>
+        <w:spacing/>
+        <w:ind/>
         <w:rPr/>
       </w:pPr>
       <w:r>
@@ -3607,15 +3425,9 @@
     </w:p>
     <w:p>
       <w:pPr>
-        <w:pBdr>
-          <w:top w:val="none" w:color="000000" w:sz="4" w:space="0"/>
-          <w:left w:val="single" w:color="f39c12" w:sz="24" w:space="0"/>
-          <w:bottom w:val="none" w:color="000000" w:sz="4" w:space="0"/>
-          <w:right w:val="single" w:color="f39c12" w:sz="24" w:space="0"/>
-        </w:pBdr>
-        <w:shd w:val="clear" w:color="fef9e7" w:fill="fef9e7"/>
-        <w:spacing w:after="120" w:before="120"/>
-        <w:ind w:right="0" w:firstLine="0" w:left="0"/>
+        <w:pBdr/>
+        <w:spacing/>
+        <w:ind/>
         <w:rPr/>
       </w:pPr>
       <w:r>
@@ -3661,7 +3473,6 @@
           <w:b/>
           <w:bCs/>
           <w:color w:val="7030a0"/>
-          <w:highlight w:val="none"/>
         </w:rPr>
       </w:r>
       <w:r>
@@ -3721,6 +3532,7 @@
           <w:b/>
           <w:bCs/>
           <w:color w:val="7030a0"/>
+          <w:highlight w:val="none"/>
         </w:rPr>
       </w:r>
       <w:r>
@@ -3734,14 +3546,9 @@
     </w:p>
     <w:p>
       <w:pPr>
-        <w:pBdr>
-          <w:top w:val="none" w:color="000000" w:sz="4" w:space="0"/>
-          <w:left w:val="none" w:color="000000" w:sz="4" w:space="0"/>
-          <w:bottom w:val="none" w:color="000000" w:sz="4" w:space="0"/>
-          <w:right w:val="none" w:color="000000" w:sz="4" w:space="0"/>
-        </w:pBdr>
-        <w:spacing w:after="180" w:before="120"/>
-        <w:ind w:right="0" w:firstLine="0" w:left="0"/>
+        <w:pBdr/>
+        <w:spacing/>
+        <w:ind/>
         <w:rPr/>
       </w:pPr>
       <w:r>
@@ -3756,15 +3563,9 @@
     </w:p>
     <w:p>
       <w:pPr>
-        <w:pStyle w:val="833"/>
-        <w:pBdr>
-          <w:top w:val="none" w:color="000000" w:sz="4" w:space="0"/>
-          <w:left w:val="none" w:color="000000" w:sz="4" w:space="0"/>
-          <w:bottom w:val="none" w:color="000000" w:sz="4" w:space="0"/>
-          <w:right w:val="none" w:color="000000" w:sz="4" w:space="0"/>
-        </w:pBdr>
-        <w:spacing w:after="90" w:before="330"/>
-        <w:ind w:right="0" w:firstLine="0" w:left="0"/>
+        <w:pBdr/>
+        <w:spacing/>
+        <w:ind/>
         <w:rPr/>
       </w:pPr>
       <w:r>
@@ -3780,14 +3581,9 @@
     </w:p>
     <w:p>
       <w:pPr>
-        <w:pBdr>
-          <w:top w:val="none" w:color="000000" w:sz="4" w:space="0"/>
-          <w:left w:val="none" w:color="000000" w:sz="4" w:space="0"/>
-          <w:bottom w:val="none" w:color="000000" w:sz="4" w:space="0"/>
-          <w:right w:val="none" w:color="000000" w:sz="4" w:space="0"/>
-        </w:pBdr>
-        <w:spacing w:after="180" w:before="120"/>
-        <w:ind w:right="0" w:firstLine="0" w:left="0"/>
+        <w:pBdr/>
+        <w:spacing/>
+        <w:ind/>
         <w:rPr/>
       </w:pPr>
       <w:r>
@@ -3818,15 +3614,9 @@
     </w:p>
     <w:p>
       <w:pPr>
-        <w:pStyle w:val="833"/>
-        <w:pBdr>
-          <w:top w:val="none" w:color="000000" w:sz="4" w:space="0"/>
-          <w:left w:val="none" w:color="000000" w:sz="4" w:space="0"/>
-          <w:bottom w:val="none" w:color="000000" w:sz="4" w:space="0"/>
-          <w:right w:val="none" w:color="000000" w:sz="4" w:space="0"/>
-        </w:pBdr>
-        <w:spacing w:after="90" w:before="330"/>
-        <w:ind w:right="0" w:firstLine="0" w:left="0"/>
+        <w:pBdr/>
+        <w:spacing/>
+        <w:ind/>
         <w:rPr/>
       </w:pPr>
       <w:r>
@@ -3842,14 +3632,9 @@
     </w:p>
     <w:p>
       <w:pPr>
-        <w:pBdr>
-          <w:top w:val="none" w:color="000000" w:sz="4" w:space="0"/>
-          <w:left w:val="none" w:color="000000" w:sz="4" w:space="0"/>
-          <w:bottom w:val="none" w:color="000000" w:sz="4" w:space="0"/>
-          <w:right w:val="none" w:color="000000" w:sz="4" w:space="0"/>
-        </w:pBdr>
-        <w:spacing w:after="180" w:before="120"/>
-        <w:ind w:right="0" w:firstLine="0" w:left="0"/>
+        <w:pBdr/>
+        <w:spacing/>
+        <w:ind/>
         <w:rPr/>
       </w:pPr>
       <w:r>
@@ -3880,15 +3665,9 @@
     </w:p>
     <w:p>
       <w:pPr>
-        <w:pBdr>
-          <w:top w:val="single" w:color="b0c8e8" w:sz="6" w:space="0"/>
-          <w:left w:val="single" w:color="b0c8e8" w:sz="6" w:space="0"/>
-          <w:bottom w:val="single" w:color="b0c8e8" w:sz="6" w:space="0"/>
-          <w:right w:val="single" w:color="b0c8e8" w:sz="6" w:space="0"/>
-        </w:pBdr>
-        <w:shd w:val="clear" w:color="e8f0fb" w:fill="e8f0fb"/>
-        <w:spacing w:after="210" w:before="210"/>
-        <w:ind w:right="0" w:firstLine="0" w:left="0"/>
+        <w:pBdr/>
+        <w:spacing/>
+        <w:ind/>
         <w:rPr/>
       </w:pPr>
       <w:r>
@@ -3920,15 +3699,9 @@
     </w:p>
     <w:p>
       <w:pPr>
-        <w:pStyle w:val="833"/>
-        <w:pBdr>
-          <w:top w:val="none" w:color="000000" w:sz="4" w:space="0"/>
-          <w:left w:val="none" w:color="000000" w:sz="4" w:space="0"/>
-          <w:bottom w:val="none" w:color="000000" w:sz="4" w:space="0"/>
-          <w:right w:val="none" w:color="000000" w:sz="4" w:space="0"/>
-        </w:pBdr>
-        <w:spacing w:after="90" w:before="330"/>
-        <w:ind w:right="0" w:firstLine="0" w:left="0"/>
+        <w:pBdr/>
+        <w:spacing/>
+        <w:ind/>
         <w:rPr/>
       </w:pPr>
       <w:r>
@@ -3944,14 +3717,9 @@
     </w:p>
     <w:p>
       <w:pPr>
-        <w:pBdr>
-          <w:top w:val="none" w:color="000000" w:sz="4" w:space="0"/>
-          <w:left w:val="none" w:color="000000" w:sz="4" w:space="0"/>
-          <w:bottom w:val="none" w:color="000000" w:sz="4" w:space="0"/>
-          <w:right w:val="none" w:color="000000" w:sz="4" w:space="0"/>
-        </w:pBdr>
-        <w:spacing w:after="180" w:before="120"/>
-        <w:ind w:right="0" w:firstLine="0" w:left="0"/>
+        <w:pBdr/>
+        <w:spacing/>
+        <w:ind/>
         <w:rPr/>
       </w:pPr>
       <w:r>
@@ -3982,15 +3750,9 @@
     </w:p>
     <w:p>
       <w:pPr>
-        <w:pStyle w:val="833"/>
-        <w:pBdr>
-          <w:top w:val="none" w:color="000000" w:sz="4" w:space="0"/>
-          <w:left w:val="none" w:color="000000" w:sz="4" w:space="0"/>
-          <w:bottom w:val="none" w:color="000000" w:sz="4" w:space="0"/>
-          <w:right w:val="none" w:color="000000" w:sz="4" w:space="0"/>
-        </w:pBdr>
-        <w:spacing w:after="90" w:before="330"/>
-        <w:ind w:right="0" w:firstLine="0" w:left="0"/>
+        <w:pBdr/>
+        <w:spacing/>
+        <w:ind/>
         <w:rPr/>
       </w:pPr>
       <w:r>
@@ -4006,14 +3768,9 @@
     </w:p>
     <w:p>
       <w:pPr>
-        <w:pBdr>
-          <w:top w:val="none" w:color="000000" w:sz="4" w:space="0"/>
-          <w:left w:val="none" w:color="000000" w:sz="4" w:space="0"/>
-          <w:bottom w:val="none" w:color="000000" w:sz="4" w:space="0"/>
-          <w:right w:val="none" w:color="000000" w:sz="4" w:space="0"/>
-        </w:pBdr>
-        <w:spacing w:after="180" w:before="120"/>
-        <w:ind w:right="0" w:firstLine="0" w:left="0"/>
+        <w:pBdr/>
+        <w:spacing/>
+        <w:ind/>
         <w:rPr/>
       </w:pPr>
       <w:r>
@@ -4044,15 +3801,9 @@
     </w:p>
     <w:p>
       <w:pPr>
-        <w:pStyle w:val="833"/>
-        <w:pBdr>
-          <w:top w:val="none" w:color="000000" w:sz="4" w:space="0"/>
-          <w:left w:val="none" w:color="000000" w:sz="4" w:space="0"/>
-          <w:bottom w:val="none" w:color="000000" w:sz="4" w:space="0"/>
-          <w:right w:val="none" w:color="000000" w:sz="4" w:space="0"/>
-        </w:pBdr>
-        <w:spacing w:after="90" w:before="330"/>
-        <w:ind w:right="0" w:firstLine="0" w:left="0"/>
+        <w:pBdr/>
+        <w:spacing/>
+        <w:ind/>
         <w:rPr/>
       </w:pPr>
       <w:r>
@@ -4068,14 +3819,9 @@
     </w:p>
     <w:p>
       <w:pPr>
-        <w:pBdr>
-          <w:top w:val="none" w:color="000000" w:sz="4" w:space="0"/>
-          <w:left w:val="none" w:color="000000" w:sz="4" w:space="0"/>
-          <w:bottom w:val="none" w:color="000000" w:sz="4" w:space="0"/>
-          <w:right w:val="none" w:color="000000" w:sz="4" w:space="0"/>
-        </w:pBdr>
-        <w:spacing w:after="180" w:before="120"/>
-        <w:ind w:right="0" w:firstLine="0" w:left="0"/>
+        <w:pBdr/>
+        <w:spacing/>
+        <w:ind/>
         <w:rPr/>
       </w:pPr>
       <w:r>
@@ -4106,15 +3852,9 @@
     </w:p>
     <w:p>
       <w:pPr>
-        <w:pStyle w:val="833"/>
-        <w:pBdr>
-          <w:top w:val="none" w:color="000000" w:sz="4" w:space="0"/>
-          <w:left w:val="none" w:color="000000" w:sz="4" w:space="0"/>
-          <w:bottom w:val="none" w:color="000000" w:sz="4" w:space="0"/>
-          <w:right w:val="none" w:color="000000" w:sz="4" w:space="0"/>
-        </w:pBdr>
-        <w:spacing w:after="90" w:before="330"/>
-        <w:ind w:right="0" w:firstLine="0" w:left="0"/>
+        <w:pBdr/>
+        <w:spacing/>
+        <w:ind/>
         <w:rPr/>
       </w:pPr>
       <w:r>
@@ -4130,14 +3870,9 @@
     </w:p>
     <w:p>
       <w:pPr>
-        <w:pBdr>
-          <w:top w:val="none" w:color="000000" w:sz="4" w:space="0"/>
-          <w:left w:val="none" w:color="000000" w:sz="4" w:space="0"/>
-          <w:bottom w:val="none" w:color="000000" w:sz="4" w:space="0"/>
-          <w:right w:val="none" w:color="000000" w:sz="4" w:space="0"/>
-        </w:pBdr>
-        <w:spacing w:after="180" w:before="120"/>
-        <w:ind w:right="0" w:firstLine="0" w:left="0"/>
+        <w:pBdr/>
+        <w:spacing/>
+        <w:ind/>
         <w:rPr/>
       </w:pPr>
       <w:r>
@@ -4168,15 +3903,9 @@
     </w:p>
     <w:p>
       <w:pPr>
-        <w:pStyle w:val="833"/>
-        <w:pBdr>
-          <w:top w:val="none" w:color="000000" w:sz="4" w:space="0"/>
-          <w:left w:val="none" w:color="000000" w:sz="4" w:space="0"/>
-          <w:bottom w:val="none" w:color="000000" w:sz="4" w:space="0"/>
-          <w:right w:val="none" w:color="000000" w:sz="4" w:space="0"/>
-        </w:pBdr>
-        <w:spacing w:after="90" w:before="330"/>
-        <w:ind w:right="0" w:firstLine="0" w:left="0"/>
+        <w:pBdr/>
+        <w:spacing/>
+        <w:ind/>
         <w:rPr/>
       </w:pPr>
       <w:r>
@@ -4192,14 +3921,9 @@
     </w:p>
     <w:p>
       <w:pPr>
-        <w:pBdr>
-          <w:top w:val="none" w:color="000000" w:sz="4" w:space="0"/>
-          <w:left w:val="none" w:color="000000" w:sz="4" w:space="0"/>
-          <w:bottom w:val="none" w:color="000000" w:sz="4" w:space="0"/>
-          <w:right w:val="none" w:color="000000" w:sz="4" w:space="0"/>
-        </w:pBdr>
-        <w:spacing w:after="180" w:before="120"/>
-        <w:ind w:right="0" w:firstLine="0" w:left="0"/>
+        <w:pBdr/>
+        <w:spacing/>
+        <w:ind/>
         <w:rPr/>
       </w:pPr>
       <w:r>
@@ -4230,15 +3954,9 @@
     </w:p>
     <w:p>
       <w:pPr>
-        <w:pStyle w:val="833"/>
-        <w:pBdr>
-          <w:top w:val="none" w:color="000000" w:sz="4" w:space="0"/>
-          <w:left w:val="none" w:color="000000" w:sz="4" w:space="0"/>
-          <w:bottom w:val="none" w:color="000000" w:sz="4" w:space="0"/>
-          <w:right w:val="none" w:color="000000" w:sz="4" w:space="0"/>
-        </w:pBdr>
-        <w:spacing w:after="90" w:before="330"/>
-        <w:ind w:right="0" w:firstLine="0" w:left="0"/>
+        <w:pBdr/>
+        <w:spacing/>
+        <w:ind/>
         <w:rPr/>
       </w:pPr>
       <w:r>
@@ -4254,14 +3972,9 @@
     </w:p>
     <w:p>
       <w:pPr>
-        <w:pBdr>
-          <w:top w:val="none" w:color="000000" w:sz="4" w:space="0"/>
-          <w:left w:val="none" w:color="000000" w:sz="4" w:space="0"/>
-          <w:bottom w:val="none" w:color="000000" w:sz="4" w:space="0"/>
-          <w:right w:val="none" w:color="000000" w:sz="4" w:space="0"/>
-        </w:pBdr>
-        <w:spacing w:after="180" w:before="120"/>
-        <w:ind w:right="0" w:firstLine="0" w:left="0"/>
+        <w:pBdr/>
+        <w:spacing/>
+        <w:ind/>
         <w:rPr/>
       </w:pPr>
       <w:r>
@@ -4292,15 +4005,9 @@
     </w:p>
     <w:p>
       <w:pPr>
-        <w:pStyle w:val="832"/>
-        <w:pBdr>
-          <w:top w:val="none" w:color="000000" w:sz="4" w:space="0"/>
-          <w:left w:val="none" w:color="000000" w:sz="4" w:space="0"/>
-          <w:bottom w:val="single" w:color="ccddee" w:sz="12" w:space="0"/>
-          <w:right w:val="none" w:color="000000" w:sz="4" w:space="0"/>
-        </w:pBdr>
-        <w:spacing w:before="540"/>
-        <w:ind w:right="0" w:firstLine="0" w:left="0"/>
+        <w:pBdr/>
+        <w:spacing/>
+        <w:ind/>
         <w:rPr/>
       </w:pPr>
       <w:r>
@@ -4399,14 +4106,9 @@
     </w:p>
     <w:p>
       <w:pPr>
-        <w:pBdr>
-          <w:top w:val="none" w:color="000000" w:sz="4" w:space="0"/>
-          <w:left w:val="none" w:color="000000" w:sz="4" w:space="0"/>
-          <w:bottom w:val="none" w:color="000000" w:sz="4" w:space="0"/>
-          <w:right w:val="none" w:color="000000" w:sz="4" w:space="0"/>
-        </w:pBdr>
-        <w:spacing w:after="180" w:before="120"/>
-        <w:ind w:right="0" w:firstLine="0" w:left="0"/>
+        <w:pBdr/>
+        <w:spacing/>
+        <w:ind/>
         <w:rPr/>
       </w:pPr>
       <w:r>
@@ -4421,15 +4123,9 @@
     </w:p>
     <w:p>
       <w:pPr>
-        <w:pStyle w:val="833"/>
-        <w:pBdr>
-          <w:top w:val="none" w:color="000000" w:sz="4" w:space="0"/>
-          <w:left w:val="none" w:color="000000" w:sz="4" w:space="0"/>
-          <w:bottom w:val="none" w:color="000000" w:sz="4" w:space="0"/>
-          <w:right w:val="none" w:color="000000" w:sz="4" w:space="0"/>
-        </w:pBdr>
-        <w:spacing w:after="90" w:before="330"/>
-        <w:ind w:right="0" w:firstLine="0" w:left="0"/>
+        <w:pBdr/>
+        <w:spacing/>
+        <w:ind/>
         <w:rPr/>
       </w:pPr>
       <w:r>
@@ -4445,14 +4141,9 @@
     </w:p>
     <w:p>
       <w:pPr>
-        <w:pBdr>
-          <w:top w:val="none" w:color="000000" w:sz="4" w:space="0"/>
-          <w:left w:val="none" w:color="000000" w:sz="4" w:space="0"/>
-          <w:bottom w:val="none" w:color="000000" w:sz="4" w:space="0"/>
-          <w:right w:val="none" w:color="000000" w:sz="4" w:space="0"/>
-        </w:pBdr>
-        <w:spacing w:after="180" w:before="120"/>
-        <w:ind w:right="0" w:firstLine="0" w:left="0"/>
+        <w:pBdr/>
+        <w:spacing/>
+        <w:ind/>
         <w:rPr/>
       </w:pPr>
       <w:r>
@@ -4483,14 +4174,9 @@
     </w:p>
     <w:p>
       <w:pPr>
-        <w:pBdr>
-          <w:top w:val="none" w:color="000000" w:sz="4" w:space="0"/>
-          <w:left w:val="none" w:color="000000" w:sz="4" w:space="0"/>
-          <w:bottom w:val="none" w:color="000000" w:sz="4" w:space="0"/>
-          <w:right w:val="none" w:color="000000" w:sz="4" w:space="0"/>
-        </w:pBdr>
-        <w:spacing w:after="180" w:before="120"/>
-        <w:ind w:right="0" w:firstLine="0" w:left="0"/>
+        <w:pBdr/>
+        <w:spacing/>
+        <w:ind/>
         <w:rPr/>
       </w:pPr>
       <w:r>
@@ -4513,15 +4199,9 @@
     </w:p>
     <w:p>
       <w:pPr>
-        <w:pStyle w:val="833"/>
-        <w:pBdr>
-          <w:top w:val="none" w:color="000000" w:sz="4" w:space="0"/>
-          <w:left w:val="none" w:color="000000" w:sz="4" w:space="0"/>
-          <w:bottom w:val="none" w:color="000000" w:sz="4" w:space="0"/>
-          <w:right w:val="none" w:color="000000" w:sz="4" w:space="0"/>
-        </w:pBdr>
-        <w:spacing w:after="90" w:before="330"/>
-        <w:ind w:right="0" w:firstLine="0" w:left="0"/>
+        <w:pBdr/>
+        <w:spacing/>
+        <w:ind/>
         <w:rPr/>
       </w:pPr>
       <w:r>
@@ -4537,14 +4217,9 @@
     </w:p>
     <w:p>
       <w:pPr>
-        <w:pBdr>
-          <w:top w:val="none" w:color="000000" w:sz="4" w:space="0"/>
-          <w:left w:val="none" w:color="000000" w:sz="4" w:space="0"/>
-          <w:bottom w:val="none" w:color="000000" w:sz="4" w:space="0"/>
-          <w:right w:val="none" w:color="000000" w:sz="4" w:space="0"/>
-        </w:pBdr>
-        <w:spacing w:after="180" w:before="120"/>
-        <w:ind w:right="0" w:firstLine="0" w:left="0"/>
+        <w:pBdr/>
+        <w:spacing/>
+        <w:ind/>
         <w:rPr/>
       </w:pPr>
       <w:r>
@@ -4575,14 +4250,9 @@
     </w:p>
     <w:p>
       <w:pPr>
-        <w:pBdr>
-          <w:top w:val="none" w:color="000000" w:sz="4" w:space="0"/>
-          <w:left w:val="none" w:color="000000" w:sz="4" w:space="0"/>
-          <w:bottom w:val="none" w:color="000000" w:sz="4" w:space="0"/>
-          <w:right w:val="none" w:color="000000" w:sz="4" w:space="0"/>
-        </w:pBdr>
-        <w:spacing w:after="180" w:before="120"/>
-        <w:ind w:right="0" w:firstLine="0" w:left="0"/>
+        <w:pBdr/>
+        <w:spacing/>
+        <w:ind/>
         <w:rPr/>
       </w:pPr>
       <w:r>
@@ -4613,15 +4283,9 @@
     </w:p>
     <w:p>
       <w:pPr>
-        <w:pStyle w:val="833"/>
-        <w:pBdr>
-          <w:top w:val="none" w:color="000000" w:sz="4" w:space="0"/>
-          <w:left w:val="none" w:color="000000" w:sz="4" w:space="0"/>
-          <w:bottom w:val="none" w:color="000000" w:sz="4" w:space="0"/>
-          <w:right w:val="none" w:color="000000" w:sz="4" w:space="0"/>
-        </w:pBdr>
-        <w:spacing w:after="90" w:before="330"/>
-        <w:ind w:right="0" w:firstLine="0" w:left="0"/>
+        <w:pBdr/>
+        <w:spacing/>
+        <w:ind/>
         <w:rPr/>
       </w:pPr>
       <w:r>
@@ -4637,14 +4301,9 @@
     </w:p>
     <w:p>
       <w:pPr>
-        <w:pBdr>
-          <w:top w:val="none" w:color="000000" w:sz="4" w:space="0"/>
-          <w:left w:val="none" w:color="000000" w:sz="4" w:space="0"/>
-          <w:bottom w:val="none" w:color="000000" w:sz="4" w:space="0"/>
-          <w:right w:val="none" w:color="000000" w:sz="4" w:space="0"/>
-        </w:pBdr>
-        <w:spacing w:after="180" w:before="120"/>
-        <w:ind w:right="0" w:firstLine="0" w:left="0"/>
+        <w:pBdr/>
+        <w:spacing/>
+        <w:ind/>
         <w:rPr/>
       </w:pPr>
       <w:r>
@@ -4667,14 +4326,9 @@
     </w:p>
     <w:p>
       <w:pPr>
-        <w:pBdr>
-          <w:top w:val="none" w:color="000000" w:sz="4" w:space="0"/>
-          <w:left w:val="none" w:color="000000" w:sz="4" w:space="0"/>
-          <w:bottom w:val="none" w:color="000000" w:sz="4" w:space="0"/>
-          <w:right w:val="none" w:color="000000" w:sz="4" w:space="0"/>
-        </w:pBdr>
-        <w:spacing w:after="180" w:before="120"/>
-        <w:ind w:right="0" w:firstLine="0" w:left="0"/>
+        <w:pBdr/>
+        <w:spacing/>
+        <w:ind/>
         <w:rPr/>
       </w:pPr>
       <w:r>
@@ -4705,15 +4359,9 @@
     </w:p>
     <w:p>
       <w:pPr>
-        <w:pStyle w:val="833"/>
-        <w:pBdr>
-          <w:top w:val="none" w:color="000000" w:sz="4" w:space="0"/>
-          <w:left w:val="none" w:color="000000" w:sz="4" w:space="0"/>
-          <w:bottom w:val="none" w:color="000000" w:sz="4" w:space="0"/>
-          <w:right w:val="none" w:color="000000" w:sz="4" w:space="0"/>
-        </w:pBdr>
-        <w:spacing w:after="90" w:before="330"/>
-        <w:ind w:right="0" w:firstLine="0" w:left="0"/>
+        <w:pBdr/>
+        <w:spacing/>
+        <w:ind/>
         <w:rPr/>
       </w:pPr>
       <w:r>
@@ -4729,14 +4377,9 @@
     </w:p>
     <w:p>
       <w:pPr>
-        <w:pBdr>
-          <w:top w:val="none" w:color="000000" w:sz="4" w:space="0"/>
-          <w:left w:val="none" w:color="000000" w:sz="4" w:space="0"/>
-          <w:bottom w:val="none" w:color="000000" w:sz="4" w:space="0"/>
-          <w:right w:val="none" w:color="000000" w:sz="4" w:space="0"/>
-        </w:pBdr>
-        <w:spacing w:after="180" w:before="120"/>
-        <w:ind w:right="0" w:firstLine="0" w:left="0"/>
+        <w:pBdr/>
+        <w:spacing/>
+        <w:ind/>
         <w:rPr/>
       </w:pPr>
       <w:r>
@@ -4767,14 +4410,9 @@
     </w:p>
     <w:p>
       <w:pPr>
-        <w:pBdr>
-          <w:top w:val="none" w:color="000000" w:sz="4" w:space="0"/>
-          <w:left w:val="none" w:color="000000" w:sz="4" w:space="0"/>
-          <w:bottom w:val="none" w:color="000000" w:sz="4" w:space="0"/>
-          <w:right w:val="none" w:color="000000" w:sz="4" w:space="0"/>
-        </w:pBdr>
-        <w:spacing w:after="180" w:before="120"/>
-        <w:ind w:right="0" w:firstLine="0" w:left="0"/>
+        <w:pBdr/>
+        <w:spacing/>
+        <w:ind/>
         <w:rPr/>
       </w:pPr>
       <w:r>
@@ -4805,15 +4443,9 @@
     </w:p>
     <w:p>
       <w:pPr>
-        <w:pStyle w:val="832"/>
-        <w:pBdr>
-          <w:top w:val="none" w:color="000000" w:sz="4" w:space="0"/>
-          <w:left w:val="none" w:color="000000" w:sz="4" w:space="0"/>
-          <w:bottom w:val="single" w:color="ccddee" w:sz="12" w:space="0"/>
-          <w:right w:val="none" w:color="000000" w:sz="4" w:space="0"/>
-        </w:pBdr>
-        <w:spacing w:before="540"/>
-        <w:ind w:right="0" w:firstLine="0" w:left="0"/>
+        <w:pBdr/>
+        <w:spacing/>
+        <w:ind/>
         <w:rPr/>
       </w:pPr>
       <w:r>
@@ -4923,14 +4555,9 @@
     </w:p>
     <w:p>
       <w:pPr>
-        <w:pBdr>
-          <w:top w:val="none" w:color="000000" w:sz="4" w:space="0"/>
-          <w:left w:val="none" w:color="000000" w:sz="4" w:space="0"/>
-          <w:bottom w:val="none" w:color="000000" w:sz="4" w:space="0"/>
-          <w:right w:val="none" w:color="000000" w:sz="4" w:space="0"/>
-        </w:pBdr>
-        <w:spacing w:after="180" w:before="120"/>
-        <w:ind w:right="0" w:firstLine="0" w:left="0"/>
+        <w:pBdr/>
+        <w:spacing/>
+        <w:ind/>
         <w:rPr/>
       </w:pPr>
       <w:r>
@@ -4945,15 +4572,9 @@
     </w:p>
     <w:p>
       <w:pPr>
-        <w:pStyle w:val="833"/>
-        <w:pBdr>
-          <w:top w:val="none" w:color="000000" w:sz="4" w:space="0"/>
-          <w:left w:val="none" w:color="000000" w:sz="4" w:space="0"/>
-          <w:bottom w:val="none" w:color="000000" w:sz="4" w:space="0"/>
-          <w:right w:val="none" w:color="000000" w:sz="4" w:space="0"/>
-        </w:pBdr>
-        <w:spacing w:after="90" w:before="330"/>
-        <w:ind w:right="0" w:firstLine="0" w:left="0"/>
+        <w:pBdr/>
+        <w:spacing/>
+        <w:ind/>
         <w:rPr/>
       </w:pPr>
       <w:r>
@@ -4969,14 +4590,9 @@
     </w:p>
     <w:p>
       <w:pPr>
-        <w:pBdr>
-          <w:top w:val="none" w:color="000000" w:sz="4" w:space="0"/>
-          <w:left w:val="none" w:color="000000" w:sz="4" w:space="0"/>
-          <w:bottom w:val="none" w:color="000000" w:sz="4" w:space="0"/>
-          <w:right w:val="none" w:color="000000" w:sz="4" w:space="0"/>
-        </w:pBdr>
-        <w:spacing w:after="180" w:before="120"/>
-        <w:ind w:right="0" w:firstLine="0" w:left="0"/>
+        <w:pBdr/>
+        <w:spacing/>
+        <w:ind/>
         <w:rPr/>
       </w:pPr>
       <w:r>
@@ -4999,14 +4615,9 @@
     </w:p>
     <w:p>
       <w:pPr>
-        <w:pBdr>
-          <w:top w:val="none" w:color="000000" w:sz="4" w:space="0"/>
-          <w:left w:val="none" w:color="000000" w:sz="4" w:space="0"/>
-          <w:bottom w:val="none" w:color="000000" w:sz="4" w:space="0"/>
-          <w:right w:val="none" w:color="000000" w:sz="4" w:space="0"/>
-        </w:pBdr>
-        <w:spacing w:after="180" w:before="120"/>
-        <w:ind w:right="0" w:firstLine="0" w:left="0"/>
+        <w:pBdr/>
+        <w:spacing/>
+        <w:ind/>
         <w:rPr/>
       </w:pPr>
       <w:r>
@@ -5037,14 +4648,9 @@
     </w:p>
     <w:p>
       <w:pPr>
-        <w:pBdr>
-          <w:top w:val="none" w:color="000000" w:sz="4" w:space="0"/>
-          <w:left w:val="none" w:color="000000" w:sz="4" w:space="0"/>
-          <w:bottom w:val="none" w:color="000000" w:sz="4" w:space="0"/>
-          <w:right w:val="none" w:color="000000" w:sz="4" w:space="0"/>
-        </w:pBdr>
-        <w:spacing w:after="180" w:before="120"/>
-        <w:ind w:right="0" w:firstLine="0" w:left="0"/>
+        <w:pBdr/>
+        <w:spacing/>
+        <w:ind/>
         <w:rPr/>
       </w:pPr>
       <w:r>
@@ -5077,15 +4683,9 @@
     </w:p>
     <w:p>
       <w:pPr>
-        <w:pStyle w:val="833"/>
-        <w:pBdr>
-          <w:top w:val="none" w:color="000000" w:sz="4" w:space="0"/>
-          <w:left w:val="none" w:color="000000" w:sz="4" w:space="0"/>
-          <w:bottom w:val="none" w:color="000000" w:sz="4" w:space="0"/>
-          <w:right w:val="none" w:color="000000" w:sz="4" w:space="0"/>
-        </w:pBdr>
-        <w:spacing w:after="90" w:before="330"/>
-        <w:ind w:right="0" w:firstLine="0" w:left="0"/>
+        <w:pBdr/>
+        <w:spacing/>
+        <w:ind/>
         <w:rPr/>
       </w:pPr>
       <w:r>
@@ -5101,14 +4701,9 @@
     </w:p>
     <w:p>
       <w:pPr>
-        <w:pBdr>
-          <w:top w:val="none" w:color="000000" w:sz="4" w:space="0"/>
-          <w:left w:val="none" w:color="000000" w:sz="4" w:space="0"/>
-          <w:bottom w:val="none" w:color="000000" w:sz="4" w:space="0"/>
-          <w:right w:val="none" w:color="000000" w:sz="4" w:space="0"/>
-        </w:pBdr>
-        <w:spacing w:after="180" w:before="120"/>
-        <w:ind w:right="0" w:firstLine="0" w:left="0"/>
+        <w:pBdr/>
+        <w:spacing/>
+        <w:ind/>
         <w:rPr/>
       </w:pPr>
       <w:r>
@@ -5131,14 +4726,9 @@
     </w:p>
     <w:p>
       <w:pPr>
-        <w:pBdr>
-          <w:top w:val="none" w:color="000000" w:sz="4" w:space="0"/>
-          <w:left w:val="none" w:color="000000" w:sz="4" w:space="0"/>
-          <w:bottom w:val="none" w:color="000000" w:sz="4" w:space="0"/>
-          <w:right w:val="none" w:color="000000" w:sz="4" w:space="0"/>
-        </w:pBdr>
-        <w:spacing w:after="180" w:before="120"/>
-        <w:ind w:right="0" w:firstLine="0" w:left="0"/>
+        <w:pBdr/>
+        <w:spacing/>
+        <w:ind/>
         <w:rPr/>
       </w:pPr>
       <w:r>
@@ -5161,14 +4751,9 @@
     </w:p>
     <w:p>
       <w:pPr>
-        <w:pBdr>
-          <w:top w:val="none" w:color="000000" w:sz="4" w:space="0"/>
-          <w:left w:val="none" w:color="000000" w:sz="4" w:space="0"/>
-          <w:bottom w:val="none" w:color="000000" w:sz="4" w:space="0"/>
-          <w:right w:val="none" w:color="000000" w:sz="4" w:space="0"/>
-        </w:pBdr>
-        <w:spacing w:after="180" w:before="120"/>
-        <w:ind w:right="0" w:firstLine="0" w:left="0"/>
+        <w:pBdr/>
+        <w:spacing/>
+        <w:ind/>
         <w:rPr/>
       </w:pPr>
       <w:r>
@@ -5227,15 +4812,9 @@
     </w:p>
     <w:p>
       <w:pPr>
-        <w:pStyle w:val="833"/>
-        <w:pBdr>
-          <w:top w:val="none" w:color="000000" w:sz="4" w:space="0"/>
-          <w:left w:val="none" w:color="000000" w:sz="4" w:space="0"/>
-          <w:bottom w:val="none" w:color="000000" w:sz="4" w:space="0"/>
-          <w:right w:val="none" w:color="000000" w:sz="4" w:space="0"/>
-        </w:pBdr>
-        <w:spacing w:after="90" w:before="330"/>
-        <w:ind w:right="0" w:firstLine="0" w:left="0"/>
+        <w:pBdr/>
+        <w:spacing/>
+        <w:ind/>
         <w:rPr/>
       </w:pPr>
       <w:r>
@@ -5251,14 +4830,9 @@
     </w:p>
     <w:p>
       <w:pPr>
-        <w:pBdr>
-          <w:top w:val="none" w:color="000000" w:sz="4" w:space="0"/>
-          <w:left w:val="none" w:color="000000" w:sz="4" w:space="0"/>
-          <w:bottom w:val="none" w:color="000000" w:sz="4" w:space="0"/>
-          <w:right w:val="none" w:color="000000" w:sz="4" w:space="0"/>
-        </w:pBdr>
-        <w:spacing w:after="180" w:before="120"/>
-        <w:ind w:right="0" w:firstLine="0" w:left="0"/>
+        <w:pBdr/>
+        <w:spacing/>
+        <w:ind/>
         <w:rPr/>
       </w:pPr>
       <w:r>
@@ -5281,14 +4855,9 @@
     </w:p>
     <w:p>
       <w:pPr>
-        <w:pBdr>
-          <w:top w:val="none" w:color="000000" w:sz="4" w:space="0"/>
-          <w:left w:val="none" w:color="000000" w:sz="4" w:space="0"/>
-          <w:bottom w:val="none" w:color="000000" w:sz="4" w:space="0"/>
-          <w:right w:val="none" w:color="000000" w:sz="4" w:space="0"/>
-        </w:pBdr>
-        <w:spacing w:after="180" w:before="120"/>
-        <w:ind w:right="0" w:firstLine="0" w:left="0"/>
+        <w:pBdr/>
+        <w:spacing/>
+        <w:ind/>
         <w:rPr/>
       </w:pPr>
       <w:r>
@@ -5319,14 +4888,9 @@
     </w:p>
     <w:p>
       <w:pPr>
-        <w:pBdr>
-          <w:top w:val="none" w:color="000000" w:sz="4" w:space="0"/>
-          <w:left w:val="none" w:color="000000" w:sz="4" w:space="0"/>
-          <w:bottom w:val="none" w:color="000000" w:sz="4" w:space="0"/>
-          <w:right w:val="none" w:color="000000" w:sz="4" w:space="0"/>
-        </w:pBdr>
-        <w:spacing w:after="180" w:before="120"/>
-        <w:ind w:right="0" w:firstLine="0" w:left="0"/>
+        <w:pBdr/>
+        <w:spacing/>
+        <w:ind/>
         <w:rPr/>
       </w:pPr>
       <w:r>
@@ -5367,15 +4931,9 @@
     </w:p>
     <w:p>
       <w:pPr>
-        <w:pStyle w:val="833"/>
-        <w:pBdr>
-          <w:top w:val="none" w:color="000000" w:sz="4" w:space="0"/>
-          <w:left w:val="none" w:color="000000" w:sz="4" w:space="0"/>
-          <w:bottom w:val="none" w:color="000000" w:sz="4" w:space="0"/>
-          <w:right w:val="none" w:color="000000" w:sz="4" w:space="0"/>
-        </w:pBdr>
-        <w:spacing w:after="90" w:before="330"/>
-        <w:ind w:right="0" w:firstLine="0" w:left="0"/>
+        <w:pBdr/>
+        <w:spacing/>
+        <w:ind/>
         <w:rPr/>
       </w:pPr>
       <w:r>
@@ -5391,14 +4949,9 @@
     </w:p>
     <w:p>
       <w:pPr>
-        <w:pBdr>
-          <w:top w:val="none" w:color="000000" w:sz="4" w:space="0"/>
-          <w:left w:val="none" w:color="000000" w:sz="4" w:space="0"/>
-          <w:bottom w:val="none" w:color="000000" w:sz="4" w:space="0"/>
-          <w:right w:val="none" w:color="000000" w:sz="4" w:space="0"/>
-        </w:pBdr>
-        <w:spacing w:after="180" w:before="120"/>
-        <w:ind w:right="0" w:firstLine="0" w:left="0"/>
+        <w:pBdr/>
+        <w:spacing/>
+        <w:ind/>
         <w:rPr/>
       </w:pPr>
       <w:r>
@@ -5447,14 +5000,9 @@
     </w:p>
     <w:p>
       <w:pPr>
-        <w:pBdr>
-          <w:top w:val="none" w:color="000000" w:sz="4" w:space="0"/>
-          <w:left w:val="none" w:color="000000" w:sz="4" w:space="0"/>
-          <w:bottom w:val="none" w:color="000000" w:sz="4" w:space="0"/>
-          <w:right w:val="none" w:color="000000" w:sz="4" w:space="0"/>
-        </w:pBdr>
-        <w:spacing w:after="180" w:before="120"/>
-        <w:ind w:right="0" w:firstLine="0" w:left="0"/>
+        <w:pBdr/>
+        <w:spacing/>
+        <w:ind/>
         <w:rPr/>
       </w:pPr>
       <w:r>
@@ -5503,15 +5051,9 @@
     </w:p>
     <w:p>
       <w:pPr>
-        <w:pStyle w:val="833"/>
-        <w:pBdr>
-          <w:top w:val="none" w:color="000000" w:sz="4" w:space="0"/>
-          <w:left w:val="none" w:color="000000" w:sz="4" w:space="0"/>
-          <w:bottom w:val="none" w:color="000000" w:sz="4" w:space="0"/>
-          <w:right w:val="none" w:color="000000" w:sz="4" w:space="0"/>
-        </w:pBdr>
-        <w:spacing w:after="90" w:before="330"/>
-        <w:ind w:right="0" w:firstLine="0" w:left="0"/>
+        <w:pBdr/>
+        <w:spacing/>
+        <w:ind/>
         <w:rPr/>
       </w:pPr>
       <w:r>
@@ -5553,7 +5095,12 @@
         <w:tc>
           <w:tcPr>
             <w:shd w:val="clear" w:color="1a3a5c" w:fill="1a3a5c"/>
-            <w:tcBorders/>
+            <w:tcBorders>
+              <w:top w:val="single" w:color="000000" w:sz="4" w:space="0"/>
+              <w:left w:val="single" w:color="000000" w:sz="4" w:space="0"/>
+              <w:bottom w:val="single" w:color="000000" w:sz="4" w:space="0"/>
+              <w:right w:val="single" w:color="000000" w:sz="4" w:space="0"/>
+            </w:tcBorders>
             <w:tcMar>
               <w:left w:w="180" w:type="dxa"/>
               <w:top w:w="150" w:type="dxa"/>
@@ -5566,7 +5113,7 @@
           <w:p>
             <w:pPr>
               <w:pBdr/>
-              <w:spacing w:after="0" w:before="0" w:line="240" w:lineRule="auto"/>
+              <w:spacing/>
               <w:ind/>
               <w:rPr/>
             </w:pPr>
@@ -5585,7 +5132,12 @@
         <w:tc>
           <w:tcPr>
             <w:shd w:val="clear" w:color="1a3a5c" w:fill="1a3a5c"/>
-            <w:tcBorders/>
+            <w:tcBorders>
+              <w:top w:val="single" w:color="000000" w:sz="4" w:space="0"/>
+              <w:left w:val="single" w:color="000000" w:sz="4" w:space="0"/>
+              <w:bottom w:val="single" w:color="000000" w:sz="4" w:space="0"/>
+              <w:right w:val="single" w:color="000000" w:sz="4" w:space="0"/>
+            </w:tcBorders>
             <w:tcMar>
               <w:left w:w="180" w:type="dxa"/>
               <w:top w:w="150" w:type="dxa"/>
@@ -5598,7 +5150,7 @@
           <w:p>
             <w:pPr>
               <w:pBdr/>
-              <w:spacing w:after="0" w:before="0" w:line="240" w:lineRule="auto"/>
+              <w:spacing/>
               <w:ind/>
               <w:rPr/>
             </w:pPr>
@@ -5617,7 +5169,12 @@
         <w:tc>
           <w:tcPr>
             <w:shd w:val="clear" w:color="1a3a5c" w:fill="1a3a5c"/>
-            <w:tcBorders/>
+            <w:tcBorders>
+              <w:top w:val="single" w:color="000000" w:sz="4" w:space="0"/>
+              <w:left w:val="single" w:color="000000" w:sz="4" w:space="0"/>
+              <w:bottom w:val="single" w:color="000000" w:sz="4" w:space="0"/>
+              <w:right w:val="single" w:color="000000" w:sz="4" w:space="0"/>
+            </w:tcBorders>
             <w:tcMar>
               <w:left w:w="180" w:type="dxa"/>
               <w:top w:w="150" w:type="dxa"/>
@@ -5630,7 +5187,7 @@
           <w:p>
             <w:pPr>
               <w:pBdr/>
-              <w:spacing w:after="0" w:before="0" w:line="240" w:lineRule="auto"/>
+              <w:spacing/>
               <w:ind/>
               <w:rPr/>
             </w:pPr>
@@ -5649,7 +5206,12 @@
         <w:tc>
           <w:tcPr>
             <w:shd w:val="clear" w:color="1a3a5c" w:fill="1a3a5c"/>
-            <w:tcBorders/>
+            <w:tcBorders>
+              <w:top w:val="single" w:color="000000" w:sz="4" w:space="0"/>
+              <w:left w:val="single" w:color="000000" w:sz="4" w:space="0"/>
+              <w:bottom w:val="single" w:color="000000" w:sz="4" w:space="0"/>
+              <w:right w:val="single" w:color="000000" w:sz="4" w:space="0"/>
+            </w:tcBorders>
             <w:tcMar>
               <w:left w:w="180" w:type="dxa"/>
               <w:top w:w="150" w:type="dxa"/>
@@ -5662,7 +5224,7 @@
           <w:p>
             <w:pPr>
               <w:pBdr/>
-              <w:spacing w:after="0" w:before="0" w:line="240" w:lineRule="auto"/>
+              <w:spacing/>
               <w:ind/>
               <w:rPr/>
             </w:pPr>
@@ -5681,7 +5243,12 @@
         <w:tc>
           <w:tcPr>
             <w:shd w:val="clear" w:color="1a3a5c" w:fill="1a3a5c"/>
-            <w:tcBorders/>
+            <w:tcBorders>
+              <w:top w:val="single" w:color="000000" w:sz="4" w:space="0"/>
+              <w:left w:val="single" w:color="000000" w:sz="4" w:space="0"/>
+              <w:bottom w:val="single" w:color="000000" w:sz="4" w:space="0"/>
+              <w:right w:val="single" w:color="000000" w:sz="4" w:space="0"/>
+            </w:tcBorders>
             <w:tcMar>
               <w:left w:w="180" w:type="dxa"/>
               <w:top w:w="150" w:type="dxa"/>
@@ -5694,7 +5261,7 @@
           <w:p>
             <w:pPr>
               <w:pBdr/>
-              <w:spacing w:after="0" w:before="0" w:line="240" w:lineRule="auto"/>
+              <w:spacing/>
               <w:ind/>
               <w:rPr/>
             </w:pPr>
@@ -5717,7 +5284,10 @@
           <w:tcPr>
             <w:shd w:val="clear" w:color="f5f8fc" w:fill="f5f8fc"/>
             <w:tcBorders>
-              <w:bottom w:val="single" w:color="dddddd" w:sz="6" w:space="0"/>
+              <w:top w:val="single" w:color="000000" w:sz="4" w:space="0"/>
+              <w:left w:val="single" w:color="000000" w:sz="4" w:space="0"/>
+              <w:bottom w:val="single" w:color="000000" w:sz="4" w:space="0"/>
+              <w:right w:val="single" w:color="000000" w:sz="4" w:space="0"/>
             </w:tcBorders>
             <w:tcMar>
               <w:left w:w="180" w:type="dxa"/>
@@ -5731,7 +5301,7 @@
           <w:p>
             <w:pPr>
               <w:pBdr/>
-              <w:spacing w:after="0" w:before="0" w:line="240" w:lineRule="auto"/>
+              <w:spacing/>
               <w:ind/>
               <w:rPr/>
             </w:pPr>
@@ -5750,7 +5320,10 @@
           <w:tcPr>
             <w:shd w:val="clear" w:color="f5f8fc" w:fill="f5f8fc"/>
             <w:tcBorders>
-              <w:bottom w:val="single" w:color="dddddd" w:sz="6" w:space="0"/>
+              <w:top w:val="single" w:color="000000" w:sz="4" w:space="0"/>
+              <w:left w:val="single" w:color="000000" w:sz="4" w:space="0"/>
+              <w:bottom w:val="single" w:color="000000" w:sz="4" w:space="0"/>
+              <w:right w:val="single" w:color="000000" w:sz="4" w:space="0"/>
             </w:tcBorders>
             <w:tcMar>
               <w:left w:w="180" w:type="dxa"/>
@@ -5764,7 +5337,7 @@
           <w:p>
             <w:pPr>
               <w:pBdr/>
-              <w:spacing w:after="0" w:before="0" w:line="240" w:lineRule="auto"/>
+              <w:spacing/>
               <w:ind/>
               <w:rPr/>
             </w:pPr>
@@ -5783,7 +5356,10 @@
           <w:tcPr>
             <w:shd w:val="clear" w:color="f5f8fc" w:fill="f5f8fc"/>
             <w:tcBorders>
-              <w:bottom w:val="single" w:color="dddddd" w:sz="6" w:space="0"/>
+              <w:top w:val="single" w:color="000000" w:sz="4" w:space="0"/>
+              <w:left w:val="single" w:color="000000" w:sz="4" w:space="0"/>
+              <w:bottom w:val="single" w:color="000000" w:sz="4" w:space="0"/>
+              <w:right w:val="single" w:color="000000" w:sz="4" w:space="0"/>
             </w:tcBorders>
             <w:tcMar>
               <w:left w:w="180" w:type="dxa"/>
@@ -5797,7 +5373,7 @@
           <w:p>
             <w:pPr>
               <w:pBdr/>
-              <w:spacing w:after="0" w:before="0" w:line="240" w:lineRule="auto"/>
+              <w:spacing/>
               <w:ind/>
               <w:rPr/>
             </w:pPr>
@@ -5816,7 +5392,10 @@
           <w:tcPr>
             <w:shd w:val="clear" w:color="f5f8fc" w:fill="f5f8fc"/>
             <w:tcBorders>
-              <w:bottom w:val="single" w:color="dddddd" w:sz="6" w:space="0"/>
+              <w:top w:val="single" w:color="000000" w:sz="4" w:space="0"/>
+              <w:left w:val="single" w:color="000000" w:sz="4" w:space="0"/>
+              <w:bottom w:val="single" w:color="000000" w:sz="4" w:space="0"/>
+              <w:right w:val="single" w:color="000000" w:sz="4" w:space="0"/>
             </w:tcBorders>
             <w:tcMar>
               <w:left w:w="180" w:type="dxa"/>
@@ -5830,7 +5409,7 @@
           <w:p>
             <w:pPr>
               <w:pBdr/>
-              <w:spacing w:after="0" w:before="0" w:line="240" w:lineRule="auto"/>
+              <w:spacing/>
               <w:ind/>
               <w:rPr/>
             </w:pPr>
@@ -5849,7 +5428,10 @@
           <w:tcPr>
             <w:shd w:val="clear" w:color="f5f8fc" w:fill="f5f8fc"/>
             <w:tcBorders>
-              <w:bottom w:val="single" w:color="dddddd" w:sz="6" w:space="0"/>
+              <w:top w:val="single" w:color="000000" w:sz="4" w:space="0"/>
+              <w:left w:val="single" w:color="000000" w:sz="4" w:space="0"/>
+              <w:bottom w:val="single" w:color="000000" w:sz="4" w:space="0"/>
+              <w:right w:val="single" w:color="000000" w:sz="4" w:space="0"/>
             </w:tcBorders>
             <w:tcMar>
               <w:left w:w="180" w:type="dxa"/>
@@ -5863,7 +5445,7 @@
           <w:p>
             <w:pPr>
               <w:pBdr/>
-              <w:spacing w:after="0" w:before="0" w:line="240" w:lineRule="auto"/>
+              <w:spacing/>
               <w:ind/>
               <w:rPr/>
             </w:pPr>
@@ -5886,7 +5468,10 @@
         <w:tc>
           <w:tcPr>
             <w:tcBorders>
-              <w:bottom w:val="single" w:color="dddddd" w:sz="6" w:space="0"/>
+              <w:top w:val="single" w:color="000000" w:sz="4" w:space="0"/>
+              <w:left w:val="single" w:color="000000" w:sz="4" w:space="0"/>
+              <w:bottom w:val="single" w:color="000000" w:sz="4" w:space="0"/>
+              <w:right w:val="single" w:color="000000" w:sz="4" w:space="0"/>
             </w:tcBorders>
             <w:tcMar>
               <w:left w:w="180" w:type="dxa"/>
@@ -5900,7 +5485,7 @@
           <w:p>
             <w:pPr>
               <w:pBdr/>
-              <w:spacing w:after="0" w:before="0" w:line="240" w:lineRule="auto"/>
+              <w:spacing/>
               <w:ind/>
               <w:rPr/>
             </w:pPr>
@@ -5918,7 +5503,10 @@
         <w:tc>
           <w:tcPr>
             <w:tcBorders>
-              <w:bottom w:val="single" w:color="dddddd" w:sz="6" w:space="0"/>
+              <w:top w:val="single" w:color="000000" w:sz="4" w:space="0"/>
+              <w:left w:val="single" w:color="000000" w:sz="4" w:space="0"/>
+              <w:bottom w:val="single" w:color="000000" w:sz="4" w:space="0"/>
+              <w:right w:val="single" w:color="000000" w:sz="4" w:space="0"/>
             </w:tcBorders>
             <w:tcMar>
               <w:left w:w="180" w:type="dxa"/>
@@ -5932,7 +5520,7 @@
           <w:p>
             <w:pPr>
               <w:pBdr/>
-              <w:spacing w:after="0" w:before="0" w:line="240" w:lineRule="auto"/>
+              <w:spacing/>
               <w:ind/>
               <w:rPr/>
             </w:pPr>
@@ -5950,7 +5538,10 @@
         <w:tc>
           <w:tcPr>
             <w:tcBorders>
-              <w:bottom w:val="single" w:color="dddddd" w:sz="6" w:space="0"/>
+              <w:top w:val="single" w:color="000000" w:sz="4" w:space="0"/>
+              <w:left w:val="single" w:color="000000" w:sz="4" w:space="0"/>
+              <w:bottom w:val="single" w:color="000000" w:sz="4" w:space="0"/>
+              <w:right w:val="single" w:color="000000" w:sz="4" w:space="0"/>
             </w:tcBorders>
             <w:tcMar>
               <w:left w:w="180" w:type="dxa"/>
@@ -5964,7 +5555,7 @@
           <w:p>
             <w:pPr>
               <w:pBdr/>
-              <w:spacing w:after="0" w:before="0" w:line="240" w:lineRule="auto"/>
+              <w:spacing/>
               <w:ind/>
               <w:rPr/>
             </w:pPr>
@@ -5982,7 +5573,10 @@
         <w:tc>
           <w:tcPr>
             <w:tcBorders>
-              <w:bottom w:val="single" w:color="dddddd" w:sz="6" w:space="0"/>
+              <w:top w:val="single" w:color="000000" w:sz="4" w:space="0"/>
+              <w:left w:val="single" w:color="000000" w:sz="4" w:space="0"/>
+              <w:bottom w:val="single" w:color="000000" w:sz="4" w:space="0"/>
+              <w:right w:val="single" w:color="000000" w:sz="4" w:space="0"/>
             </w:tcBorders>
             <w:tcMar>
               <w:left w:w="180" w:type="dxa"/>
@@ -5996,7 +5590,7 @@
           <w:p>
             <w:pPr>
               <w:pBdr/>
-              <w:spacing w:after="0" w:before="0" w:line="240" w:lineRule="auto"/>
+              <w:spacing/>
               <w:ind/>
               <w:rPr/>
             </w:pPr>
@@ -6014,7 +5608,10 @@
         <w:tc>
           <w:tcPr>
             <w:tcBorders>
-              <w:bottom w:val="single" w:color="dddddd" w:sz="6" w:space="0"/>
+              <w:top w:val="single" w:color="000000" w:sz="4" w:space="0"/>
+              <w:left w:val="single" w:color="000000" w:sz="4" w:space="0"/>
+              <w:bottom w:val="single" w:color="000000" w:sz="4" w:space="0"/>
+              <w:right w:val="single" w:color="000000" w:sz="4" w:space="0"/>
             </w:tcBorders>
             <w:tcMar>
               <w:left w:w="180" w:type="dxa"/>
@@ -6028,7 +5625,7 @@
           <w:p>
             <w:pPr>
               <w:pBdr/>
-              <w:spacing w:after="0" w:before="0" w:line="240" w:lineRule="auto"/>
+              <w:spacing/>
               <w:ind/>
               <w:rPr/>
             </w:pPr>
@@ -6052,7 +5649,10 @@
           <w:tcPr>
             <w:shd w:val="clear" w:color="f5f8fc" w:fill="f5f8fc"/>
             <w:tcBorders>
-              <w:bottom w:val="single" w:color="dddddd" w:sz="6" w:space="0"/>
+              <w:top w:val="single" w:color="000000" w:sz="4" w:space="0"/>
+              <w:left w:val="single" w:color="000000" w:sz="4" w:space="0"/>
+              <w:bottom w:val="single" w:color="000000" w:sz="4" w:space="0"/>
+              <w:right w:val="single" w:color="000000" w:sz="4" w:space="0"/>
             </w:tcBorders>
             <w:tcMar>
               <w:left w:w="180" w:type="dxa"/>
@@ -6066,7 +5666,7 @@
           <w:p>
             <w:pPr>
               <w:pBdr/>
-              <w:spacing w:after="0" w:before="0" w:line="240" w:lineRule="auto"/>
+              <w:spacing/>
               <w:ind/>
               <w:rPr/>
             </w:pPr>
@@ -6085,7 +5685,10 @@
           <w:tcPr>
             <w:shd w:val="clear" w:color="f5f8fc" w:fill="f5f8fc"/>
             <w:tcBorders>
-              <w:bottom w:val="single" w:color="dddddd" w:sz="6" w:space="0"/>
+              <w:top w:val="single" w:color="000000" w:sz="4" w:space="0"/>
+              <w:left w:val="single" w:color="000000" w:sz="4" w:space="0"/>
+              <w:bottom w:val="single" w:color="000000" w:sz="4" w:space="0"/>
+              <w:right w:val="single" w:color="000000" w:sz="4" w:space="0"/>
             </w:tcBorders>
             <w:tcMar>
               <w:left w:w="180" w:type="dxa"/>
@@ -6099,7 +5702,7 @@
           <w:p>
             <w:pPr>
               <w:pBdr/>
-              <w:spacing w:after="0" w:before="0" w:line="240" w:lineRule="auto"/>
+              <w:spacing/>
               <w:ind/>
               <w:rPr/>
             </w:pPr>
@@ -6118,7 +5721,10 @@
           <w:tcPr>
             <w:shd w:val="clear" w:color="f5f8fc" w:fill="f5f8fc"/>
             <w:tcBorders>
-              <w:bottom w:val="single" w:color="dddddd" w:sz="6" w:space="0"/>
+              <w:top w:val="single" w:color="000000" w:sz="4" w:space="0"/>
+              <w:left w:val="single" w:color="000000" w:sz="4" w:space="0"/>
+              <w:bottom w:val="single" w:color="000000" w:sz="4" w:space="0"/>
+              <w:right w:val="single" w:color="000000" w:sz="4" w:space="0"/>
             </w:tcBorders>
             <w:tcMar>
               <w:left w:w="180" w:type="dxa"/>
@@ -6132,7 +5738,7 @@
           <w:p>
             <w:pPr>
               <w:pBdr/>
-              <w:spacing w:after="0" w:before="0" w:line="240" w:lineRule="auto"/>
+              <w:spacing/>
               <w:ind/>
               <w:rPr/>
             </w:pPr>
@@ -6151,7 +5757,10 @@
           <w:tcPr>
             <w:shd w:val="clear" w:color="f5f8fc" w:fill="f5f8fc"/>
             <w:tcBorders>
-              <w:bottom w:val="single" w:color="dddddd" w:sz="6" w:space="0"/>
+              <w:top w:val="single" w:color="000000" w:sz="4" w:space="0"/>
+              <w:left w:val="single" w:color="000000" w:sz="4" w:space="0"/>
+              <w:bottom w:val="single" w:color="000000" w:sz="4" w:space="0"/>
+              <w:right w:val="single" w:color="000000" w:sz="4" w:space="0"/>
             </w:tcBorders>
             <w:tcMar>
               <w:left w:w="180" w:type="dxa"/>
@@ -6165,7 +5774,7 @@
           <w:p>
             <w:pPr>
               <w:pBdr/>
-              <w:spacing w:after="0" w:before="0" w:line="240" w:lineRule="auto"/>
+              <w:spacing/>
               <w:ind/>
               <w:rPr/>
             </w:pPr>
@@ -6184,7 +5793,10 @@
           <w:tcPr>
             <w:shd w:val="clear" w:color="f5f8fc" w:fill="f5f8fc"/>
             <w:tcBorders>
-              <w:bottom w:val="single" w:color="dddddd" w:sz="6" w:space="0"/>
+              <w:top w:val="single" w:color="000000" w:sz="4" w:space="0"/>
+              <w:left w:val="single" w:color="000000" w:sz="4" w:space="0"/>
+              <w:bottom w:val="single" w:color="000000" w:sz="4" w:space="0"/>
+              <w:right w:val="single" w:color="000000" w:sz="4" w:space="0"/>
             </w:tcBorders>
             <w:tcMar>
               <w:left w:w="180" w:type="dxa"/>
@@ -6198,7 +5810,7 @@
           <w:p>
             <w:pPr>
               <w:pBdr/>
-              <w:spacing w:after="0" w:before="0" w:line="240" w:lineRule="auto"/>
+              <w:spacing/>
               <w:ind/>
               <w:rPr/>
             </w:pPr>
@@ -6221,7 +5833,10 @@
         <w:tc>
           <w:tcPr>
             <w:tcBorders>
-              <w:bottom w:val="single" w:color="dddddd" w:sz="6" w:space="0"/>
+              <w:top w:val="single" w:color="000000" w:sz="4" w:space="0"/>
+              <w:left w:val="single" w:color="000000" w:sz="4" w:space="0"/>
+              <w:bottom w:val="single" w:color="000000" w:sz="4" w:space="0"/>
+              <w:right w:val="single" w:color="000000" w:sz="4" w:space="0"/>
             </w:tcBorders>
             <w:tcMar>
               <w:left w:w="180" w:type="dxa"/>
@@ -6235,7 +5850,7 @@
           <w:p>
             <w:pPr>
               <w:pBdr/>
-              <w:spacing w:after="0" w:before="0" w:line="240" w:lineRule="auto"/>
+              <w:spacing/>
               <w:ind/>
               <w:rPr/>
             </w:pPr>
@@ -6253,7 +5868,10 @@
         <w:tc>
           <w:tcPr>
             <w:tcBorders>
-              <w:bottom w:val="single" w:color="dddddd" w:sz="6" w:space="0"/>
+              <w:top w:val="single" w:color="000000" w:sz="4" w:space="0"/>
+              <w:left w:val="single" w:color="000000" w:sz="4" w:space="0"/>
+              <w:bottom w:val="single" w:color="000000" w:sz="4" w:space="0"/>
+              <w:right w:val="single" w:color="000000" w:sz="4" w:space="0"/>
             </w:tcBorders>
             <w:tcMar>
               <w:left w:w="180" w:type="dxa"/>
@@ -6267,7 +5885,7 @@
           <w:p>
             <w:pPr>
               <w:pBdr/>
-              <w:spacing w:after="0" w:before="0" w:line="240" w:lineRule="auto"/>
+              <w:spacing/>
               <w:ind/>
               <w:rPr/>
             </w:pPr>
@@ -6285,7 +5903,10 @@
         <w:tc>
           <w:tcPr>
             <w:tcBorders>
-              <w:bottom w:val="single" w:color="dddddd" w:sz="6" w:space="0"/>
+              <w:top w:val="single" w:color="000000" w:sz="4" w:space="0"/>
+              <w:left w:val="single" w:color="000000" w:sz="4" w:space="0"/>
+              <w:bottom w:val="single" w:color="000000" w:sz="4" w:space="0"/>
+              <w:right w:val="single" w:color="000000" w:sz="4" w:space="0"/>
             </w:tcBorders>
             <w:tcMar>
               <w:left w:w="180" w:type="dxa"/>
@@ -6299,7 +5920,7 @@
           <w:p>
             <w:pPr>
               <w:pBdr/>
-              <w:spacing w:after="0" w:before="0" w:line="240" w:lineRule="auto"/>
+              <w:spacing/>
               <w:ind/>
               <w:rPr/>
             </w:pPr>
@@ -6317,7 +5938,10 @@
         <w:tc>
           <w:tcPr>
             <w:tcBorders>
-              <w:bottom w:val="single" w:color="dddddd" w:sz="6" w:space="0"/>
+              <w:top w:val="single" w:color="000000" w:sz="4" w:space="0"/>
+              <w:left w:val="single" w:color="000000" w:sz="4" w:space="0"/>
+              <w:bottom w:val="single" w:color="000000" w:sz="4" w:space="0"/>
+              <w:right w:val="single" w:color="000000" w:sz="4" w:space="0"/>
             </w:tcBorders>
             <w:tcMar>
               <w:left w:w="180" w:type="dxa"/>
@@ -6331,7 +5955,7 @@
           <w:p>
             <w:pPr>
               <w:pBdr/>
-              <w:spacing w:after="0" w:before="0" w:line="240" w:lineRule="auto"/>
+              <w:spacing/>
               <w:ind/>
               <w:rPr/>
             </w:pPr>
@@ -6349,7 +5973,10 @@
         <w:tc>
           <w:tcPr>
             <w:tcBorders>
-              <w:bottom w:val="single" w:color="dddddd" w:sz="6" w:space="0"/>
+              <w:top w:val="single" w:color="000000" w:sz="4" w:space="0"/>
+              <w:left w:val="single" w:color="000000" w:sz="4" w:space="0"/>
+              <w:bottom w:val="single" w:color="000000" w:sz="4" w:space="0"/>
+              <w:right w:val="single" w:color="000000" w:sz="4" w:space="0"/>
             </w:tcBorders>
             <w:tcMar>
               <w:left w:w="180" w:type="dxa"/>
@@ -6363,7 +5990,7 @@
           <w:p>
             <w:pPr>
               <w:pBdr/>
-              <w:spacing w:after="0" w:before="0" w:line="240" w:lineRule="auto"/>
+              <w:spacing/>
               <w:ind/>
               <w:rPr/>
             </w:pPr>
@@ -6387,7 +6014,10 @@
           <w:tcPr>
             <w:shd w:val="clear" w:color="f5f8fc" w:fill="f5f8fc"/>
             <w:tcBorders>
-              <w:bottom w:val="single" w:color="dddddd" w:sz="6" w:space="0"/>
+              <w:top w:val="single" w:color="000000" w:sz="4" w:space="0"/>
+              <w:left w:val="single" w:color="000000" w:sz="4" w:space="0"/>
+              <w:bottom w:val="single" w:color="000000" w:sz="4" w:space="0"/>
+              <w:right w:val="single" w:color="000000" w:sz="4" w:space="0"/>
             </w:tcBorders>
             <w:tcMar>
               <w:left w:w="180" w:type="dxa"/>
@@ -6401,7 +6031,7 @@
           <w:p>
             <w:pPr>
               <w:pBdr/>
-              <w:spacing w:after="0" w:before="0" w:line="240" w:lineRule="auto"/>
+              <w:spacing/>
               <w:ind/>
               <w:rPr/>
             </w:pPr>
@@ -6420,7 +6050,10 @@
           <w:tcPr>
             <w:shd w:val="clear" w:color="f5f8fc" w:fill="f5f8fc"/>
             <w:tcBorders>
-              <w:bottom w:val="single" w:color="dddddd" w:sz="6" w:space="0"/>
+              <w:top w:val="single" w:color="000000" w:sz="4" w:space="0"/>
+              <w:left w:val="single" w:color="000000" w:sz="4" w:space="0"/>
+              <w:bottom w:val="single" w:color="000000" w:sz="4" w:space="0"/>
+              <w:right w:val="single" w:color="000000" w:sz="4" w:space="0"/>
             </w:tcBorders>
             <w:tcMar>
               <w:left w:w="180" w:type="dxa"/>
@@ -6434,7 +6067,7 @@
           <w:p>
             <w:pPr>
               <w:pBdr/>
-              <w:spacing w:after="0" w:before="0" w:line="240" w:lineRule="auto"/>
+              <w:spacing/>
               <w:ind/>
               <w:rPr/>
             </w:pPr>
@@ -6453,7 +6086,10 @@
           <w:tcPr>
             <w:shd w:val="clear" w:color="f5f8fc" w:fill="f5f8fc"/>
             <w:tcBorders>
-              <w:bottom w:val="single" w:color="dddddd" w:sz="6" w:space="0"/>
+              <w:top w:val="single" w:color="000000" w:sz="4" w:space="0"/>
+              <w:left w:val="single" w:color="000000" w:sz="4" w:space="0"/>
+              <w:bottom w:val="single" w:color="000000" w:sz="4" w:space="0"/>
+              <w:right w:val="single" w:color="000000" w:sz="4" w:space="0"/>
             </w:tcBorders>
             <w:tcMar>
               <w:left w:w="180" w:type="dxa"/>
@@ -6467,7 +6103,7 @@
           <w:p>
             <w:pPr>
               <w:pBdr/>
-              <w:spacing w:after="0" w:before="0" w:line="240" w:lineRule="auto"/>
+              <w:spacing/>
               <w:ind/>
               <w:rPr/>
             </w:pPr>
@@ -6486,7 +6122,10 @@
           <w:tcPr>
             <w:shd w:val="clear" w:color="f5f8fc" w:fill="f5f8fc"/>
             <w:tcBorders>
-              <w:bottom w:val="single" w:color="dddddd" w:sz="6" w:space="0"/>
+              <w:top w:val="single" w:color="000000" w:sz="4" w:space="0"/>
+              <w:left w:val="single" w:color="000000" w:sz="4" w:space="0"/>
+              <w:bottom w:val="single" w:color="000000" w:sz="4" w:space="0"/>
+              <w:right w:val="single" w:color="000000" w:sz="4" w:space="0"/>
             </w:tcBorders>
             <w:tcMar>
               <w:left w:w="180" w:type="dxa"/>
@@ -6500,7 +6139,7 @@
           <w:p>
             <w:pPr>
               <w:pBdr/>
-              <w:spacing w:after="0" w:before="0" w:line="240" w:lineRule="auto"/>
+              <w:spacing/>
               <w:ind/>
               <w:rPr/>
             </w:pPr>
@@ -6519,7 +6158,10 @@
           <w:tcPr>
             <w:shd w:val="clear" w:color="f5f8fc" w:fill="f5f8fc"/>
             <w:tcBorders>
-              <w:bottom w:val="single" w:color="dddddd" w:sz="6" w:space="0"/>
+              <w:top w:val="single" w:color="000000" w:sz="4" w:space="0"/>
+              <w:left w:val="single" w:color="000000" w:sz="4" w:space="0"/>
+              <w:bottom w:val="single" w:color="000000" w:sz="4" w:space="0"/>
+              <w:right w:val="single" w:color="000000" w:sz="4" w:space="0"/>
             </w:tcBorders>
             <w:tcMar>
               <w:left w:w="180" w:type="dxa"/>
@@ -6533,7 +6175,7 @@
           <w:p>
             <w:pPr>
               <w:pBdr/>
-              <w:spacing w:after="0" w:before="0" w:line="240" w:lineRule="auto"/>
+              <w:spacing/>
               <w:ind/>
               <w:rPr/>
             </w:pPr>
@@ -6556,7 +6198,10 @@
         <w:tc>
           <w:tcPr>
             <w:tcBorders>
-              <w:bottom w:val="single" w:color="dddddd" w:sz="6" w:space="0"/>
+              <w:top w:val="single" w:color="000000" w:sz="4" w:space="0"/>
+              <w:left w:val="single" w:color="000000" w:sz="4" w:space="0"/>
+              <w:bottom w:val="single" w:color="000000" w:sz="4" w:space="0"/>
+              <w:right w:val="single" w:color="000000" w:sz="4" w:space="0"/>
             </w:tcBorders>
             <w:tcMar>
               <w:left w:w="180" w:type="dxa"/>
@@ -6570,7 +6215,7 @@
           <w:p>
             <w:pPr>
               <w:pBdr/>
-              <w:spacing w:after="0" w:before="0" w:line="240" w:lineRule="auto"/>
+              <w:spacing/>
               <w:ind/>
               <w:rPr/>
             </w:pPr>
@@ -6588,7 +6233,10 @@
         <w:tc>
           <w:tcPr>
             <w:tcBorders>
-              <w:bottom w:val="single" w:color="dddddd" w:sz="6" w:space="0"/>
+              <w:top w:val="single" w:color="000000" w:sz="4" w:space="0"/>
+              <w:left w:val="single" w:color="000000" w:sz="4" w:space="0"/>
+              <w:bottom w:val="single" w:color="000000" w:sz="4" w:space="0"/>
+              <w:right w:val="single" w:color="000000" w:sz="4" w:space="0"/>
             </w:tcBorders>
             <w:tcMar>
               <w:left w:w="180" w:type="dxa"/>
@@ -6602,7 +6250,7 @@
           <w:p>
             <w:pPr>
               <w:pBdr/>
-              <w:spacing w:after="0" w:before="0" w:line="240" w:lineRule="auto"/>
+              <w:spacing/>
               <w:ind/>
               <w:rPr/>
             </w:pPr>
@@ -6620,7 +6268,10 @@
         <w:tc>
           <w:tcPr>
             <w:tcBorders>
-              <w:bottom w:val="single" w:color="dddddd" w:sz="6" w:space="0"/>
+              <w:top w:val="single" w:color="000000" w:sz="4" w:space="0"/>
+              <w:left w:val="single" w:color="000000" w:sz="4" w:space="0"/>
+              <w:bottom w:val="single" w:color="000000" w:sz="4" w:space="0"/>
+              <w:right w:val="single" w:color="000000" w:sz="4" w:space="0"/>
             </w:tcBorders>
             <w:tcMar>
               <w:left w:w="180" w:type="dxa"/>
@@ -6634,7 +6285,7 @@
           <w:p>
             <w:pPr>
               <w:pBdr/>
-              <w:spacing w:after="0" w:before="0" w:line="240" w:lineRule="auto"/>
+              <w:spacing/>
               <w:ind/>
               <w:rPr/>
             </w:pPr>
@@ -6652,7 +6303,10 @@
         <w:tc>
           <w:tcPr>
             <w:tcBorders>
-              <w:bottom w:val="single" w:color="dddddd" w:sz="6" w:space="0"/>
+              <w:top w:val="single" w:color="000000" w:sz="4" w:space="0"/>
+              <w:left w:val="single" w:color="000000" w:sz="4" w:space="0"/>
+              <w:bottom w:val="single" w:color="000000" w:sz="4" w:space="0"/>
+              <w:right w:val="single" w:color="000000" w:sz="4" w:space="0"/>
             </w:tcBorders>
             <w:tcMar>
               <w:left w:w="180" w:type="dxa"/>
@@ -6666,7 +6320,7 @@
           <w:p>
             <w:pPr>
               <w:pBdr/>
-              <w:spacing w:after="0" w:before="0" w:line="240" w:lineRule="auto"/>
+              <w:spacing/>
               <w:ind/>
               <w:rPr/>
             </w:pPr>
@@ -6684,7 +6338,10 @@
         <w:tc>
           <w:tcPr>
             <w:tcBorders>
-              <w:bottom w:val="single" w:color="dddddd" w:sz="6" w:space="0"/>
+              <w:top w:val="single" w:color="000000" w:sz="4" w:space="0"/>
+              <w:left w:val="single" w:color="000000" w:sz="4" w:space="0"/>
+              <w:bottom w:val="single" w:color="000000" w:sz="4" w:space="0"/>
+              <w:right w:val="single" w:color="000000" w:sz="4" w:space="0"/>
             </w:tcBorders>
             <w:tcMar>
               <w:left w:w="180" w:type="dxa"/>
@@ -6698,7 +6355,7 @@
           <w:p>
             <w:pPr>
               <w:pBdr/>
-              <w:spacing w:after="0" w:before="0" w:line="240" w:lineRule="auto"/>
+              <w:spacing/>
               <w:ind/>
               <w:rPr/>
             </w:pPr>
@@ -6719,15 +6376,9 @@
     </w:tbl>
     <w:p>
       <w:pPr>
-        <w:pStyle w:val="832"/>
-        <w:pBdr>
-          <w:top w:val="none" w:color="000000" w:sz="4" w:space="0"/>
-          <w:left w:val="none" w:color="000000" w:sz="4" w:space="0"/>
-          <w:bottom w:val="single" w:color="ccddee" w:sz="12" w:space="0"/>
-          <w:right w:val="none" w:color="000000" w:sz="4" w:space="0"/>
-        </w:pBdr>
-        <w:spacing w:before="540"/>
-        <w:ind w:right="0" w:firstLine="0" w:left="0"/>
+        <w:pBdr/>
+        <w:spacing/>
+        <w:ind/>
         <w:rPr/>
       </w:pPr>
       <w:r>
@@ -6743,16 +6394,9 @@
     </w:p>
     <w:p>
       <w:pPr>
-        <w:pStyle w:val="833"/>
-        <w:pBdr>
-          <w:top w:val="none" w:color="000000" w:sz="4" w:space="0"/>
-          <w:left w:val="none" w:color="000000" w:sz="4" w:space="0"/>
-          <w:bottom w:val="none" w:color="000000" w:sz="4" w:space="0"/>
-          <w:right w:val="none" w:color="000000" w:sz="4" w:space="0"/>
-        </w:pBdr>
-        <w:shd w:val="clear" w:color="f0f4f8" w:fill="f0f4f8"/>
-        <w:spacing w:after="90" w:before="0"/>
-        <w:ind w:right="0" w:firstLine="0" w:left="0"/>
+        <w:pBdr/>
+        <w:spacing/>
+        <w:ind/>
         <w:rPr/>
       </w:pPr>
       <w:r>
@@ -6768,15 +6412,9 @@
     </w:p>
     <w:p>
       <w:pPr>
-        <w:pBdr>
-          <w:top w:val="none" w:color="000000" w:sz="4" w:space="0"/>
-          <w:left w:val="none" w:color="000000" w:sz="4" w:space="0"/>
-          <w:bottom w:val="none" w:color="000000" w:sz="4" w:space="0"/>
-          <w:right w:val="none" w:color="000000" w:sz="4" w:space="0"/>
-        </w:pBdr>
-        <w:shd w:val="clear" w:color="f0f4f8" w:fill="f0f4f8"/>
-        <w:spacing w:after="180" w:before="120"/>
-        <w:ind w:right="0" w:firstLine="0" w:left="0"/>
+        <w:pBdr/>
+        <w:spacing/>
+        <w:ind/>
         <w:rPr/>
       </w:pPr>
       <w:r>
@@ -6791,15 +6429,9 @@
     </w:p>
     <w:p>
       <w:pPr>
-        <w:pBdr>
-          <w:top w:val="none" w:color="000000" w:sz="4" w:space="0"/>
-          <w:left w:val="none" w:color="000000" w:sz="4" w:space="0"/>
-          <w:bottom w:val="none" w:color="000000" w:sz="4" w:space="0"/>
-          <w:right w:val="none" w:color="000000" w:sz="4" w:space="0"/>
-        </w:pBdr>
-        <w:shd w:val="clear" w:color="f0f4f8" w:fill="f0f4f8"/>
-        <w:spacing w:after="180" w:before="120"/>
-        <w:ind w:right="0" w:firstLine="0" w:left="0"/>
+        <w:pBdr/>
+        <w:spacing/>
+        <w:ind/>
         <w:rPr/>
       </w:pPr>
       <w:r>
@@ -6831,15 +6463,9 @@
     </w:p>
     <w:p>
       <w:pPr>
-        <w:pBdr>
-          <w:top w:val="none" w:color="000000" w:sz="4" w:space="0"/>
-          <w:left w:val="none" w:color="000000" w:sz="4" w:space="0"/>
-          <w:bottom w:val="none" w:color="000000" w:sz="4" w:space="0"/>
-          <w:right w:val="none" w:color="000000" w:sz="4" w:space="0"/>
-        </w:pBdr>
-        <w:shd w:val="clear" w:color="f0f4f8" w:fill="f0f4f8"/>
-        <w:spacing w:after="180" w:before="120"/>
-        <w:ind w:right="0" w:firstLine="0" w:left="0"/>
+        <w:pBdr/>
+        <w:spacing/>
+        <w:ind/>
         <w:rPr/>
       </w:pPr>
       <w:r>
@@ -6871,15 +6497,9 @@
     </w:p>
     <w:p>
       <w:pPr>
-        <w:pBdr>
-          <w:top w:val="none" w:color="000000" w:sz="4" w:space="0"/>
-          <w:left w:val="none" w:color="000000" w:sz="4" w:space="0"/>
-          <w:bottom w:val="none" w:color="000000" w:sz="4" w:space="0"/>
-          <w:right w:val="none" w:color="000000" w:sz="4" w:space="0"/>
-        </w:pBdr>
-        <w:shd w:val="clear" w:color="f0f4f8" w:fill="f0f4f8"/>
-        <w:spacing w:after="180" w:before="120"/>
-        <w:ind w:right="0" w:firstLine="0" w:left="0"/>
+        <w:pBdr/>
+        <w:spacing/>
+        <w:ind/>
         <w:rPr/>
       </w:pPr>
       <w:r>
@@ -6903,15 +6523,9 @@
     </w:p>
     <w:p>
       <w:pPr>
-        <w:pBdr>
-          <w:top w:val="none" w:color="000000" w:sz="4" w:space="0"/>
-          <w:left w:val="none" w:color="000000" w:sz="4" w:space="0"/>
-          <w:bottom w:val="none" w:color="000000" w:sz="4" w:space="0"/>
-          <w:right w:val="none" w:color="000000" w:sz="4" w:space="0"/>
-        </w:pBdr>
-        <w:shd w:val="clear" w:color="f0f4f8" w:fill="f0f4f8"/>
-        <w:spacing w:after="180" w:before="120"/>
-        <w:ind w:right="0" w:firstLine="0" w:left="0"/>
+        <w:pBdr/>
+        <w:spacing/>
+        <w:ind/>
         <w:rPr/>
       </w:pPr>
       <w:r>
@@ -6935,15 +6549,9 @@
     </w:p>
     <w:p>
       <w:pPr>
-        <w:pBdr>
-          <w:top w:val="none" w:color="000000" w:sz="4" w:space="0"/>
-          <w:left w:val="none" w:color="000000" w:sz="4" w:space="0"/>
-          <w:bottom w:val="none" w:color="000000" w:sz="4" w:space="0"/>
-          <w:right w:val="none" w:color="000000" w:sz="4" w:space="0"/>
-        </w:pBdr>
-        <w:shd w:val="clear" w:color="f0f4f8" w:fill="f0f4f8"/>
-        <w:spacing w:after="180" w:before="120"/>
-        <w:ind w:right="0" w:firstLine="0" w:left="0"/>
+        <w:pBdr/>
+        <w:spacing/>
+        <w:ind/>
         <w:rPr/>
       </w:pPr>
       <w:r>
@@ -6975,14 +6583,9 @@
     </w:p>
     <w:p>
       <w:pPr>
-        <w:pBdr>
-          <w:top w:val="single" w:color="dddddd" w:sz="6" w:space="0"/>
-          <w:left w:val="none" w:color="000000" w:sz="4" w:space="0"/>
-          <w:bottom w:val="none" w:color="000000" w:sz="4" w:space="0"/>
-          <w:right w:val="none" w:color="000000" w:sz="4" w:space="0"/>
-        </w:pBdr>
-        <w:spacing w:after="180" w:before="600"/>
-        <w:ind w:right="0" w:firstLine="0" w:left="0"/>
+        <w:pBdr/>
+        <w:spacing/>
+        <w:ind/>
         <w:rPr/>
       </w:pPr>
       <w:r>

--- a/Brief1 and 2/jenny mobile apps development brief 1.docx
+++ b/Brief1 and 2/jenny mobile apps development brief 1.docx
@@ -478,7 +478,7 @@
         <w:spacing/>
         <w:ind/>
         <w:rPr>
-          <w:rFonts w:ascii="Times New Roman" w:hAnsi="Times New Roman" w:cs="Times New Roman"/>
+          <w:rFonts w:ascii="Times New Roman" w:hAnsi="Times New Roman" w:eastAsia="Times New Roman" w:cs="Times New Roman"/>
           <w:b/>
           <w:bCs/>
           <w:sz w:val="36"/>
@@ -502,17 +502,85 @@
           <w:bCs/>
           <w:sz w:val="36"/>
           <w:szCs w:val="36"/>
+          <w:highlight w:val="none"/>
         </w:rPr>
       </w:r>
-      <w:r>
+    </w:p>
+    <w:p>
+      <w:pPr>
+        <w:pBdr/>
+        <w:spacing/>
+        <w:ind/>
         <w:rPr>
           <w:rFonts w:ascii="Times New Roman" w:hAnsi="Times New Roman" w:cs="Times New Roman"/>
           <w:b/>
           <w:bCs/>
           <w:sz w:val="36"/>
           <w:szCs w:val="36"/>
+          <w:highlight w:val="none"/>
+        </w:rPr>
+      </w:pPr>
+      <w:r>
+        <w:rPr>
+          <w:rFonts w:ascii="Times New Roman" w:hAnsi="Times New Roman" w:eastAsia="Times New Roman" w:cs="Times New Roman"/>
+          <w:b/>
+          <w:bCs/>
+          <w:sz w:val="36"/>
+          <w:szCs w:val="36"/>
         </w:rPr>
       </w:r>
+      <w:r>
+        <w:rPr>
+          <w:rFonts w:ascii="Times New Roman" w:hAnsi="Times New Roman" w:eastAsia="Times New Roman" w:cs="Times New Roman"/>
+          <w:b/>
+          <w:bCs/>
+          <w:sz w:val="36"/>
+          <w:szCs w:val="36"/>
+          <w:u w:val="single"/>
+        </w:rPr>
+        <w:t xml:space="preserve">ASSESSOR</w:t>
+      </w:r>
+      <w:r>
+        <w:rPr>
+          <w:rFonts w:ascii="Times New Roman" w:hAnsi="Times New Roman" w:eastAsia="Times New Roman" w:cs="Times New Roman"/>
+          <w:b/>
+          <w:bCs/>
+          <w:sz w:val="36"/>
+          <w:szCs w:val="36"/>
+        </w:rPr>
+        <w:t xml:space="preserve">:</w:t>
+      </w:r>
+      <w:r>
+        <w:rPr>
+          <w:rFonts w:ascii="Times New Roman" w:hAnsi="Times New Roman" w:eastAsia="Times New Roman" w:cs="Times New Roman"/>
+          <w:b w:val="0"/>
+          <w:bCs w:val="0"/>
+          <w:sz w:val="36"/>
+          <w:szCs w:val="36"/>
+        </w:rPr>
+        <w:t xml:space="preserve"> </w:t>
+      </w:r>
+      <w:r>
+        <w:rPr>
+          <w:rFonts w:ascii="Times New Roman" w:hAnsi="Times New Roman" w:eastAsia="Times New Roman" w:cs="Times New Roman"/>
+          <w:b w:val="0"/>
+          <w:bCs w:val="0"/>
+          <w:sz w:val="36"/>
+          <w:szCs w:val="36"/>
+        </w:rPr>
+        <w:t xml:space="preserve">kitoga Elisee</w:t>
+      </w:r>
+      <w:r>
+        <w:rPr>
+          <w:rFonts w:ascii="Times New Roman" w:hAnsi="Times New Roman" w:cs="Times New Roman"/>
+          <w:b w:val="0"/>
+          <w:bCs w:val="0"/>
+          <w:sz w:val="36"/>
+          <w:szCs w:val="36"/>
+          <w:highlight w:val="none"/>
+        </w:rPr>
+      </w:r>
+      <w:r/>
     </w:p>
     <w:p>
       <w:pPr>
